--- a/default_vf_template.docx
+++ b/default_vf_template.docx
@@ -3140,48 +3140,10 @@
       <w:pPr>
         <w:pStyle w:val="a9"/>
         <w:rPr>
-          <w:rFonts w:ascii="KoPub돋움체_Pro Bold" w:eastAsia="KoPub돋움체_Pro Bold" w:hAnsi="KoPub돋움체_Pro Bold"/>
+          <w:rFonts w:ascii="KoPub돋움체_Pro Bold" w:eastAsia="KoPub돋움체_Pro Bold" w:hAnsi="KoPub돋움체_Pro Bold" w:hint="eastAsia"/>
           <w:sz w:val="32"/>
           <w:szCs w:val="36"/>
         </w:rPr>
-      </w:pPr>
-      <w:r>
-        <w:rPr>
-          <w:rFonts w:ascii="KoPub돋움체_Pro Bold" w:eastAsia="KoPub돋움체_Pro Bold" w:hAnsi="KoPub돋움체_Pro Bold"/>
-          <w:sz w:val="32"/>
-          <w:szCs w:val="36"/>
-        </w:rPr>
-        <w:t>{{section_1}}</w:t>
-      </w:r>
-    </w:p>
-    <w:p>
-      <w:pPr>
-        <w:pStyle w:val="a9"/>
-      </w:pPr>
-    </w:p>
-    <w:p>
-      <w:pPr>
-        <w:pStyle w:val="a"/>
-      </w:pPr>
-    </w:p>
-    <w:p>
-      <w:pPr>
-        <w:pStyle w:val="a2"/>
-      </w:pPr>
-    </w:p>
-    <w:p>
-      <w:pPr>
-        <w:pStyle w:val="a4"/>
-      </w:pPr>
-    </w:p>
-    <w:p>
-      <w:pPr>
-        <w:pStyle w:val="-yhkim"/>
-      </w:pPr>
-    </w:p>
-    <w:p>
-      <w:pPr>
-        <w:pStyle w:val="a3"/>
         <w:sectPr>
           <w:endnotePr>
             <w:numFmt w:val="decimal"/>
@@ -3192,6 +3154,14 @@
           <w:docGrid w:linePitch="272"/>
         </w:sectPr>
       </w:pPr>
+      <w:r>
+        <w:rPr>
+          <w:rFonts w:ascii="KoPub돋움체_Pro Bold" w:eastAsia="KoPub돋움체_Pro Bold" w:hAnsi="KoPub돋움체_Pro Bold"/>
+          <w:sz w:val="32"/>
+          <w:szCs w:val="36"/>
+        </w:rPr>
+        <w:t>{{section_1}}</w:t>
+      </w:r>
     </w:p>
     <w:p>
       <w:pPr>
@@ -3957,10 +3927,18 @@
       <w:pPr>
         <w:pStyle w:val="a9"/>
         <w:rPr>
-          <w:rFonts w:ascii="KoPub돋움체_Pro Bold" w:eastAsia="KoPub돋움체_Pro Bold" w:hAnsi="KoPub돋움체_Pro Bold"/>
+          <w:rFonts w:ascii="KoPub돋움체_Pro Bold" w:eastAsia="KoPub돋움체_Pro Bold" w:hAnsi="KoPub돋움체_Pro Bold" w:hint="eastAsia"/>
           <w:sz w:val="32"/>
           <w:szCs w:val="32"/>
         </w:rPr>
+        <w:sectPr>
+          <w:endnotePr>
+            <w:numFmt w:val="decimal"/>
+          </w:endnotePr>
+          <w:pgSz w:w="11906" w:h="16838"/>
+          <w:pgMar w:top="1700" w:right="850" w:bottom="1700" w:left="850" w:header="850" w:footer="850" w:gutter="0"/>
+          <w:cols w:space="0"/>
+        </w:sectPr>
       </w:pPr>
       <w:r>
         <w:rPr>
@@ -3970,34 +3948,6 @@
         </w:rPr>
         <w:t>{{section_2}}</w:t>
       </w:r>
-    </w:p>
-    <w:p>
-      <w:pPr>
-        <w:pStyle w:val="a9"/>
-      </w:pPr>
-    </w:p>
-    <w:p>
-      <w:pPr>
-        <w:pStyle w:val="a"/>
-      </w:pPr>
-    </w:p>
-    <w:p>
-      <w:pPr>
-        <w:pStyle w:val="a2"/>
-      </w:pPr>
-    </w:p>
-    <w:p>
-      <w:pPr>
-        <w:pStyle w:val="a4"/>
-        <w:sectPr>
-          <w:endnotePr>
-            <w:numFmt w:val="decimal"/>
-          </w:endnotePr>
-          <w:pgSz w:w="11906" w:h="16838"/>
-          <w:pgMar w:top="1700" w:right="850" w:bottom="1700" w:left="850" w:header="850" w:footer="850" w:gutter="0"/>
-          <w:cols w:space="0"/>
-        </w:sectPr>
-      </w:pPr>
     </w:p>
     <w:p>
       <w:pPr>
@@ -4756,6 +4706,14 @@
           <w:sz w:val="32"/>
           <w:szCs w:val="32"/>
         </w:rPr>
+        <w:sectPr>
+          <w:endnotePr>
+            <w:numFmt w:val="decimal"/>
+          </w:endnotePr>
+          <w:pgSz w:w="11906" w:h="16838"/>
+          <w:pgMar w:top="1700" w:right="850" w:bottom="1700" w:left="850" w:header="850" w:footer="850" w:gutter="0"/>
+          <w:cols w:space="0"/>
+        </w:sectPr>
       </w:pPr>
       <w:r>
         <w:rPr>
@@ -4767,51 +4725,6 @@
         </w:rPr>
         <w:t>{{section_3}}</w:t>
       </w:r>
-    </w:p>
-    <w:p>
-      <w:pPr>
-        <w:pStyle w:val="a9"/>
-        <w:numPr>
-          <w:ilvl w:val="0"/>
-          <w:numId w:val="1"/>
-        </w:numPr>
-        <w:spacing w:line="480" w:lineRule="auto"/>
-        <w:ind w:left="300" w:firstLine="1"/>
-        <w:rPr>
-          <w:rFonts w:ascii="Pretendard Medium" w:eastAsia="Pretendard Medium"/>
-          <w:sz w:val="34"/>
-          <w:shd w:val="clear" w:color="999999" w:fill="auto"/>
-        </w:rPr>
-      </w:pPr>
-    </w:p>
-    <w:p>
-      <w:pPr>
-        <w:pStyle w:val="a9"/>
-        <w:numPr>
-          <w:ilvl w:val="0"/>
-          <w:numId w:val="2"/>
-        </w:numPr>
-        <w:spacing w:line="456" w:lineRule="auto"/>
-        <w:ind w:left="400"/>
-        <w:rPr>
-          <w:rFonts w:ascii="KoPub돋움체 Medium" w:eastAsia="KoPub돋움체 Medium"/>
-          <w:sz w:val="28"/>
-          <w:shd w:val="clear" w:color="999999" w:fill="auto"/>
-        </w:rPr>
-      </w:pPr>
-    </w:p>
-    <w:p>
-      <w:pPr>
-        <w:pStyle w:val="a2"/>
-        <w:sectPr>
-          <w:endnotePr>
-            <w:numFmt w:val="decimal"/>
-          </w:endnotePr>
-          <w:pgSz w:w="11906" w:h="16838"/>
-          <w:pgMar w:top="1700" w:right="850" w:bottom="1700" w:left="850" w:header="850" w:footer="850" w:gutter="0"/>
-          <w:cols w:space="0"/>
-        </w:sectPr>
-      </w:pPr>
     </w:p>
     <w:p>
       <w:pPr>
@@ -5554,6 +5467,8 @@
         <w:pStyle w:val="a9"/>
         <w:rPr>
           <w:rFonts w:ascii="KoPub돋움체_Pro Bold" w:eastAsia="KoPub돋움체_Pro Bold" w:hAnsi="KoPub돋움체_Pro Bold"/>
+          <w:b/>
+          <w:bCs/>
           <w:sz w:val="32"/>
           <w:szCs w:val="32"/>
         </w:rPr>
@@ -5571,107 +5486,38 @@
     </w:p>
     <w:p>
       <w:pPr>
-        <w:pStyle w:val="a9"/>
+        <w:widowControl/>
+        <w:wordWrap/>
+        <w:autoSpaceDE/>
+        <w:autoSpaceDN/>
+        <w:rPr>
+          <w:rFonts w:ascii="KoPub돋움체_Pro Bold" w:eastAsia="KoPub돋움체_Pro Bold" w:hAnsi="KoPub돋움체_Pro Bold"/>
+          <w:b/>
+          <w:bCs/>
+          <w:color w:val="000000"/>
+          <w:sz w:val="32"/>
+          <w:szCs w:val="32"/>
+        </w:rPr>
       </w:pPr>
-    </w:p>
-    <w:p>
-      <w:pPr>
-        <w:pStyle w:val="a"/>
-      </w:pPr>
+      <w:r>
+        <w:rPr>
+          <w:rFonts w:ascii="KoPub돋움체_Pro Bold" w:eastAsia="KoPub돋움체_Pro Bold" w:hAnsi="KoPub돋움체_Pro Bold"/>
+          <w:b/>
+          <w:bCs/>
+          <w:sz w:val="32"/>
+          <w:szCs w:val="32"/>
+        </w:rPr>
+        <w:br w:type="page"/>
+      </w:r>
     </w:p>
     <w:p>
       <w:pPr>
         <w:pStyle w:val="a9"/>
-        <w:numPr>
-          <w:ilvl w:val="0"/>
-          <w:numId w:val="2"/>
-        </w:numPr>
-        <w:spacing w:line="456" w:lineRule="auto"/>
-        <w:ind w:left="400"/>
         <w:rPr>
-          <w:rFonts w:ascii="KoPub돋움체 Medium" w:eastAsia="KoPub돋움체 Medium"/>
-          <w:sz w:val="28"/>
-          <w:shd w:val="clear" w:color="999999" w:fill="auto"/>
+          <w:rFonts w:ascii="KoPub돋움체_Pro Bold" w:eastAsia="KoPub돋움체_Pro Bold" w:hAnsi="KoPub돋움체_Pro Bold" w:hint="eastAsia"/>
+          <w:sz w:val="32"/>
+          <w:szCs w:val="32"/>
         </w:rPr>
-      </w:pPr>
-    </w:p>
-    <w:p>
-      <w:pPr>
-        <w:pStyle w:val="a2"/>
-      </w:pPr>
-    </w:p>
-    <w:p>
-      <w:pPr>
-        <w:pStyle w:val="-yhkim"/>
-      </w:pPr>
-    </w:p>
-    <w:p>
-      <w:pPr>
-        <w:pStyle w:val="a9"/>
-      </w:pPr>
-    </w:p>
-    <w:p>
-      <w:pPr>
-        <w:pStyle w:val="a9"/>
-      </w:pPr>
-    </w:p>
-    <w:p>
-      <w:pPr>
-        <w:pStyle w:val="a9"/>
-      </w:pPr>
-    </w:p>
-    <w:p>
-      <w:pPr>
-        <w:pStyle w:val="a9"/>
-      </w:pPr>
-    </w:p>
-    <w:p>
-      <w:pPr>
-        <w:pStyle w:val="a9"/>
-      </w:pPr>
-    </w:p>
-    <w:p>
-      <w:pPr>
-        <w:pStyle w:val="a9"/>
-      </w:pPr>
-    </w:p>
-    <w:p>
-      <w:pPr>
-        <w:pStyle w:val="a9"/>
-      </w:pPr>
-    </w:p>
-    <w:p>
-      <w:pPr>
-        <w:pStyle w:val="a9"/>
-      </w:pPr>
-    </w:p>
-    <w:p>
-      <w:pPr>
-        <w:pStyle w:val="a9"/>
-      </w:pPr>
-    </w:p>
-    <w:p>
-      <w:pPr>
-        <w:pStyle w:val="a9"/>
-      </w:pPr>
-    </w:p>
-    <w:p>
-      <w:pPr>
-        <w:pStyle w:val="a9"/>
-      </w:pPr>
-    </w:p>
-    <w:p>
-      <w:pPr>
-        <w:pStyle w:val="a9"/>
-      </w:pPr>
-    </w:p>
-    <w:p>
-      <w:pPr>
-        <w:pStyle w:val="a4"/>
-        <w:numPr>
-          <w:ilvl w:val="0"/>
-          <w:numId w:val="0"/>
-        </w:numPr>
       </w:pPr>
     </w:p>
     <w:p>
@@ -5684,7 +5530,6 @@
           <w:rFonts w:ascii="Pretendard SemiBold"/>
           <w:sz w:val="36"/>
         </w:rPr>
-        <w:lastRenderedPageBreak/>
         <w:t>Virtual Firm</w:t>
       </w:r>
     </w:p>

--- a/default_vf_template.docx
+++ b/default_vf_template.docx
@@ -9,7 +9,7 @@
           <w:top w:val="none" w:sz="2" w:space="31" w:color="000000"/>
         </w:pBdr>
         <w:rPr>
-          <w:rFonts w:eastAsiaTheme="minorEastAsia"/>
+          <w:rFonts w:eastAsiaTheme="minorEastAsia" w:hint="eastAsia"/>
         </w:rPr>
         <w:sectPr>
           <w:endnotePr>
@@ -176,7 +176,7 @@
                         <w:pPr>
                           <w:pStyle w:val="a9"/>
                           <w:wordWrap/>
-                          <w:jc w:val="left"/>
+                          <w:jc w:val="center"/>
                           <w:rPr>
                             <w:rFonts w:ascii="Pretendard SemiBold" w:eastAsia="Pretendard SemiBold"/>
                             <w:b/>
@@ -222,7 +222,7 @@
                           </w:tabs>
                           <w:wordWrap/>
                           <w:spacing w:line="288" w:lineRule="auto"/>
-                          <w:jc w:val="right"/>
+                          <w:jc w:val="center"/>
                         </w:pPr>
                         <w:r>
                           <w:rPr>
@@ -247,7 +247,7 @@
                           </w:tabs>
                           <w:wordWrap/>
                           <w:spacing w:line="288" w:lineRule="auto"/>
-                          <w:jc w:val="right"/>
+                          <w:jc w:val="center"/>
                         </w:pPr>
                         <w:r>
                           <w:rPr>
@@ -499,20 +499,10 @@
     <w:p>
       <w:pPr>
         <w:pStyle w:val="a9"/>
+        <w:rPr>
+          <w:rFonts w:eastAsiaTheme="minorEastAsia" w:hint="eastAsia"/>
+        </w:rPr>
       </w:pPr>
-    </w:p>
-    <w:p>
-      <w:pPr>
-        <w:pStyle w:val="a9"/>
-      </w:pPr>
-    </w:p>
-    <w:p>
-      <w:pPr>
-        <w:pStyle w:val="a9"/>
-      </w:pPr>
-      <w:r>
-        <w:br w:type="page"/>
-      </w:r>
     </w:p>
     <w:tbl>
       <w:tblPr>
@@ -562,104 +552,8 @@
           <w:p>
             <w:pPr>
               <w:pStyle w:val="a9"/>
-            </w:pPr>
-            <w:r>
-              <w:lastRenderedPageBreak/>
-              <w:t xml:space="preserve">            </w:t>
-            </w:r>
-          </w:p>
-        </w:tc>
-      </w:tr>
-      <w:tr>
-        <w:trPr>
-          <w:trHeight w:val="1914"/>
-        </w:trPr>
-        <w:tc>
-          <w:tcPr>
-            <w:tcW w:w="6007" w:type="dxa"/>
-            <w:vMerge w:val="restart"/>
-            <w:tcBorders>
-              <w:top w:val="none" w:sz="2" w:space="0" w:color="000000"/>
-              <w:left w:val="none" w:sz="2" w:space="0" w:color="000000"/>
-              <w:bottom w:val="none" w:sz="2" w:space="0" w:color="000000"/>
-              <w:right w:val="none" w:sz="2" w:space="0" w:color="000000"/>
-            </w:tcBorders>
-            <w:tcMar>
-              <w:top w:w="0" w:type="dxa"/>
-              <w:left w:w="0" w:type="dxa"/>
-              <w:bottom w:w="0" w:type="dxa"/>
-              <w:right w:w="0" w:type="dxa"/>
-            </w:tcMar>
-          </w:tcPr>
-          <w:p>
-            <w:pPr>
-              <w:pStyle w:val="a9"/>
               <w:rPr>
-                <w:rFonts w:eastAsiaTheme="minorEastAsia"/>
-              </w:rPr>
-            </w:pPr>
-          </w:p>
-        </w:tc>
-        <w:tc>
-          <w:tcPr>
-            <w:tcW w:w="6007" w:type="dxa"/>
-            <w:tcBorders>
-              <w:top w:val="none" w:sz="2" w:space="0" w:color="000000"/>
-              <w:left w:val="none" w:sz="2" w:space="0" w:color="000000"/>
-              <w:bottom w:val="none" w:sz="2" w:space="0" w:color="000000"/>
-              <w:right w:val="none" w:sz="2" w:space="0" w:color="000000"/>
-            </w:tcBorders>
-          </w:tcPr>
-          <w:p>
-            <w:pPr>
-              <w:pStyle w:val="a9"/>
-            </w:pPr>
-          </w:p>
-        </w:tc>
-      </w:tr>
-      <w:tr>
-        <w:trPr>
-          <w:trHeight w:val="1914"/>
-        </w:trPr>
-        <w:tc>
-          <w:tcPr>
-            <w:tcW w:w="6007" w:type="dxa"/>
-            <w:vMerge/>
-            <w:tcBorders>
-              <w:top w:val="none" w:sz="2" w:space="0" w:color="000000"/>
-              <w:left w:val="none" w:sz="2" w:space="0" w:color="000000"/>
-              <w:bottom w:val="none" w:sz="2" w:space="0" w:color="000000"/>
-              <w:right w:val="none" w:sz="2" w:space="0" w:color="000000"/>
-            </w:tcBorders>
-          </w:tcPr>
-          <w:p>
-            <w:pPr>
-              <w:pStyle w:val="a9"/>
-            </w:pPr>
-          </w:p>
-        </w:tc>
-        <w:tc>
-          <w:tcPr>
-            <w:tcW w:w="6007" w:type="dxa"/>
-            <w:tcBorders>
-              <w:top w:val="none" w:sz="2" w:space="0" w:color="000000"/>
-              <w:left w:val="none" w:sz="2" w:space="0" w:color="000000"/>
-              <w:bottom w:val="none" w:sz="2" w:space="0" w:color="000000"/>
-              <w:right w:val="none" w:sz="2" w:space="0" w:color="000000"/>
-            </w:tcBorders>
-          </w:tcPr>
-          <w:p>
-            <w:pPr>
-              <w:pStyle w:val="a9"/>
-              <w:wordWrap/>
-              <w:jc w:val="left"/>
-              <w:rPr>
-                <w:rFonts w:ascii="Pretendard SemiBold" w:eastAsia="Pretendard SemiBold"/>
-                <w:b/>
-                <w:color w:val="BFBFBF"/>
-                <w:spacing w:val="-5"/>
-                <w:kern w:val="1"/>
-                <w:sz w:val="48"/>
+                <w:rFonts w:eastAsiaTheme="minorEastAsia" w:hint="eastAsia"/>
               </w:rPr>
             </w:pPr>
           </w:p>
@@ -698,7 +592,73 @@
               </w:tabs>
               <w:wordWrap/>
               <w:spacing w:line="288" w:lineRule="auto"/>
-              <w:jc w:val="right"/>
+              <w:jc w:val="center"/>
+              <w:rPr>
+                <w:rFonts w:ascii="Pretendard ExtraBold"/>
+                <w:b/>
+                <w:color w:val="0B1B49"/>
+                <w:spacing w:val="-3"/>
+                <w:kern w:val="1"/>
+                <w:sz w:val="60"/>
+              </w:rPr>
+            </w:pPr>
+          </w:p>
+          <w:p>
+            <w:pPr>
+              <w:pStyle w:val="a9"/>
+              <w:pBdr>
+                <w:right w:val="none" w:sz="2" w:space="28" w:color="000000"/>
+              </w:pBdr>
+              <w:tabs>
+                <w:tab w:val="left" w:pos="11916"/>
+              </w:tabs>
+              <w:wordWrap/>
+              <w:spacing w:line="288" w:lineRule="auto"/>
+              <w:jc w:val="center"/>
+              <w:rPr>
+                <w:rFonts w:ascii="Pretendard ExtraBold"/>
+                <w:b/>
+                <w:color w:val="0B1B49"/>
+                <w:spacing w:val="-3"/>
+                <w:kern w:val="1"/>
+                <w:sz w:val="60"/>
+              </w:rPr>
+            </w:pPr>
+          </w:p>
+          <w:p>
+            <w:pPr>
+              <w:pStyle w:val="a9"/>
+              <w:pBdr>
+                <w:right w:val="none" w:sz="2" w:space="28" w:color="000000"/>
+              </w:pBdr>
+              <w:tabs>
+                <w:tab w:val="left" w:pos="11916"/>
+              </w:tabs>
+              <w:wordWrap/>
+              <w:spacing w:line="288" w:lineRule="auto"/>
+              <w:jc w:val="center"/>
+              <w:rPr>
+                <w:rFonts w:ascii="Pretendard ExtraBold"/>
+                <w:b/>
+                <w:color w:val="0B1B49"/>
+                <w:spacing w:val="-3"/>
+                <w:kern w:val="1"/>
+                <w:sz w:val="60"/>
+              </w:rPr>
+            </w:pPr>
+          </w:p>
+          <w:p>
+            <w:pPr>
+              <w:pStyle w:val="a9"/>
+              <w:pBdr>
+                <w:right w:val="none" w:sz="2" w:space="28" w:color="000000"/>
+              </w:pBdr>
+              <w:tabs>
+                <w:tab w:val="left" w:pos="11916"/>
+              </w:tabs>
+              <w:wordWrap/>
+              <w:spacing w:line="288" w:lineRule="auto"/>
+              <w:jc w:val="center"/>
             </w:pPr>
             <w:r>
               <w:rPr>
@@ -723,7 +683,7 @@
               </w:tabs>
               <w:wordWrap/>
               <w:spacing w:line="288" w:lineRule="auto"/>
-              <w:jc w:val="right"/>
+              <w:jc w:val="center"/>
             </w:pPr>
             <w:r>
               <w:rPr>
@@ -751,100 +711,6 @@
       </w:tr>
       <w:tr>
         <w:trPr>
-          <w:trHeight w:val="1516"/>
-        </w:trPr>
-        <w:tc>
-          <w:tcPr>
-            <w:tcW w:w="6007" w:type="dxa"/>
-            <w:tcBorders>
-              <w:top w:val="none" w:sz="2" w:space="0" w:color="000000"/>
-              <w:left w:val="none" w:sz="2" w:space="0" w:color="000000"/>
-              <w:bottom w:val="none" w:sz="2" w:space="0" w:color="000000"/>
-              <w:right w:val="none" w:sz="2" w:space="0" w:color="000000"/>
-            </w:tcBorders>
-            <w:tcMar>
-              <w:top w:w="0" w:type="dxa"/>
-              <w:left w:w="0" w:type="dxa"/>
-              <w:bottom w:w="0" w:type="dxa"/>
-              <w:right w:w="0" w:type="dxa"/>
-            </w:tcMar>
-          </w:tcPr>
-          <w:p>
-            <w:pPr>
-              <w:pStyle w:val="a9"/>
-            </w:pPr>
-          </w:p>
-        </w:tc>
-        <w:tc>
-          <w:tcPr>
-            <w:tcW w:w="6007" w:type="dxa"/>
-            <w:tcBorders>
-              <w:top w:val="none" w:sz="2" w:space="0" w:color="000000"/>
-              <w:left w:val="none" w:sz="2" w:space="0" w:color="000000"/>
-              <w:bottom w:val="none" w:sz="2" w:space="0" w:color="000000"/>
-              <w:right w:val="none" w:sz="2" w:space="0" w:color="000000"/>
-            </w:tcBorders>
-          </w:tcPr>
-          <w:p>
-            <w:pPr>
-              <w:pStyle w:val="a9"/>
-              <w:rPr>
-                <w:rFonts w:ascii="KoPub돋움체_Pro Bold" w:eastAsia="KoPub돋움체_Pro Bold" w:hAnsi="KoPub돋움체_Pro Bold"/>
-                <w:b/>
-                <w:bCs/>
-                <w:sz w:val="220"/>
-                <w:szCs w:val="56"/>
-              </w:rPr>
-            </w:pPr>
-            <w:r>
-              <w:rPr>
-                <w:rFonts w:ascii="KoPub돋움체_Pro Bold" w:eastAsia="KoPub돋움체_Pro Bold" w:hAnsi="KoPub돋움체_Pro Bold"/>
-                <w:b/>
-                <w:bCs/>
-                <w:sz w:val="52"/>
-                <w:szCs w:val="56"/>
-              </w:rPr>
-              <w:t>{{</w:t>
-            </w:r>
-            <w:proofErr w:type="spellStart"/>
-            <w:r>
-              <w:rPr>
-                <w:rFonts w:ascii="KoPub돋움체_Pro Bold" w:eastAsia="KoPub돋움체_Pro Bold" w:hAnsi="KoPub돋움체_Pro Bold"/>
-                <w:b/>
-                <w:bCs/>
-                <w:sz w:val="52"/>
-                <w:szCs w:val="56"/>
-              </w:rPr>
-              <w:t>tech_title</w:t>
-            </w:r>
-            <w:proofErr w:type="spellEnd"/>
-            <w:r>
-              <w:rPr>
-                <w:rFonts w:ascii="KoPub돋움체_Pro Bold" w:eastAsia="KoPub돋움체_Pro Bold" w:hAnsi="KoPub돋움체_Pro Bold"/>
-                <w:b/>
-                <w:bCs/>
-                <w:sz w:val="52"/>
-                <w:szCs w:val="56"/>
-              </w:rPr>
-              <w:t>}}</w:t>
-            </w:r>
-          </w:p>
-          <w:p>
-            <w:pPr>
-              <w:pStyle w:val="a9"/>
-              <w:rPr>
-                <w:rFonts w:ascii="Pretendard SemiBold" w:eastAsia="Pretendard SemiBold"/>
-                <w:color w:val="0B1B49"/>
-                <w:spacing w:val="-3"/>
-                <w:kern w:val="1"/>
-                <w:sz w:val="60"/>
-              </w:rPr>
-            </w:pPr>
-          </w:p>
-        </w:tc>
-      </w:tr>
-      <w:tr>
-        <w:trPr>
           <w:trHeight w:val="2356"/>
         </w:trPr>
         <w:tc>
@@ -867,7 +733,57 @@
           <w:p>
             <w:pPr>
               <w:pStyle w:val="a9"/>
+              <w:jc w:val="center"/>
+              <w:rPr>
+                <w:rFonts w:eastAsiaTheme="minorEastAsia" w:hint="eastAsia"/>
+                <w:b/>
+                <w:bCs/>
+                <w:sz w:val="44"/>
+                <w:szCs w:val="48"/>
+              </w:rPr>
             </w:pPr>
+            <w:r>
+              <w:rPr>
+                <w:rFonts w:eastAsiaTheme="minorEastAsia" w:hint="eastAsia"/>
+                <w:b/>
+                <w:bCs/>
+                <w:sz w:val="44"/>
+                <w:szCs w:val="48"/>
+              </w:rPr>
+              <w:t>[</w:t>
+            </w:r>
+            <w:r>
+              <w:rPr>
+                <w:rFonts w:eastAsiaTheme="minorEastAsia"/>
+                <w:b/>
+                <w:bCs/>
+                <w:sz w:val="44"/>
+                <w:szCs w:val="48"/>
+              </w:rPr>
+              <w:t>[</w:t>
+            </w:r>
+            <w:proofErr w:type="spellStart"/>
+            <w:r>
+              <w:rPr>
+                <w:rFonts w:eastAsiaTheme="minorEastAsia"/>
+                <w:b/>
+                <w:bCs/>
+                <w:sz w:val="44"/>
+                <w:szCs w:val="48"/>
+              </w:rPr>
+              <w:t>tech_title</w:t>
+            </w:r>
+            <w:proofErr w:type="spellEnd"/>
+            <w:r>
+              <w:rPr>
+                <w:rFonts w:eastAsiaTheme="minorEastAsia"/>
+                <w:b/>
+                <w:bCs/>
+                <w:sz w:val="44"/>
+                <w:szCs w:val="48"/>
+              </w:rPr>
+              <w:t>]]</w:t>
+            </w:r>
           </w:p>
         </w:tc>
       </w:tr>
@@ -877,7 +793,7 @@
         </w:trPr>
         <w:tc>
           <w:tcPr>
-            <w:tcW w:w="6007" w:type="dxa"/>
+            <w:tcW w:w="6006" w:type="dxa"/>
             <w:tcBorders>
               <w:top w:val="none" w:sz="2" w:space="0" w:color="000000"/>
               <w:left w:val="none" w:sz="2" w:space="0" w:color="000000"/>
@@ -895,49 +811,9 @@
             <w:pPr>
               <w:pStyle w:val="a9"/>
               <w:wordWrap/>
-              <w:jc w:val="center"/>
-            </w:pPr>
-          </w:p>
-          <w:p>
-            <w:pPr>
-              <w:pStyle w:val="a9"/>
-              <w:wordWrap/>
-              <w:jc w:val="center"/>
-            </w:pPr>
-          </w:p>
-          <w:p>
-            <w:pPr>
-              <w:pStyle w:val="a9"/>
-              <w:wordWrap/>
-              <w:jc w:val="center"/>
-            </w:pPr>
-          </w:p>
-          <w:p>
-            <w:pPr>
-              <w:pStyle w:val="a9"/>
-              <w:wordWrap/>
-              <w:jc w:val="center"/>
-            </w:pPr>
-          </w:p>
-          <w:p>
-            <w:pPr>
-              <w:pStyle w:val="a9"/>
-              <w:wordWrap/>
-              <w:jc w:val="center"/>
-            </w:pPr>
-          </w:p>
-          <w:p>
-            <w:pPr>
-              <w:pStyle w:val="a9"/>
-              <w:wordWrap/>
-              <w:jc w:val="center"/>
-            </w:pPr>
-          </w:p>
-          <w:p>
-            <w:pPr>
-              <w:pStyle w:val="a9"/>
-              <w:wordWrap/>
-              <w:jc w:val="center"/>
+              <w:rPr>
+                <w:rFonts w:eastAsiaTheme="minorEastAsia" w:hint="eastAsia"/>
+              </w:rPr>
             </w:pPr>
           </w:p>
         </w:tc>
@@ -961,7 +837,63 @@
             <w:pPr>
               <w:pStyle w:val="a9"/>
               <w:wordWrap/>
-              <w:jc w:val="center"/>
+              <w:rPr>
+                <w:rFonts w:eastAsiaTheme="minorEastAsia"/>
+              </w:rPr>
+            </w:pPr>
+          </w:p>
+          <w:p>
+            <w:pPr>
+              <w:pStyle w:val="a9"/>
+              <w:wordWrap/>
+              <w:rPr>
+                <w:rFonts w:eastAsiaTheme="minorEastAsia"/>
+              </w:rPr>
+            </w:pPr>
+          </w:p>
+          <w:p>
+            <w:pPr>
+              <w:pStyle w:val="a9"/>
+              <w:wordWrap/>
+              <w:rPr>
+                <w:rFonts w:eastAsiaTheme="minorEastAsia"/>
+              </w:rPr>
+            </w:pPr>
+          </w:p>
+          <w:p>
+            <w:pPr>
+              <w:pStyle w:val="a9"/>
+              <w:wordWrap/>
+              <w:rPr>
+                <w:rFonts w:eastAsiaTheme="minorEastAsia"/>
+              </w:rPr>
+            </w:pPr>
+          </w:p>
+          <w:p>
+            <w:pPr>
+              <w:pStyle w:val="a9"/>
+              <w:wordWrap/>
+              <w:rPr>
+                <w:rFonts w:eastAsiaTheme="minorEastAsia"/>
+              </w:rPr>
+            </w:pPr>
+          </w:p>
+          <w:p>
+            <w:pPr>
+              <w:pStyle w:val="a9"/>
+              <w:wordWrap/>
+              <w:rPr>
+                <w:rFonts w:eastAsiaTheme="minorEastAsia"/>
+              </w:rPr>
+            </w:pPr>
+          </w:p>
+          <w:p>
+            <w:pPr>
+              <w:pStyle w:val="a9"/>
+              <w:wordWrap/>
+              <w:rPr>
+                <w:rFonts w:eastAsiaTheme="minorEastAsia" w:hint="eastAsia"/>
+              </w:rPr>
             </w:pPr>
           </w:p>
         </w:tc>
@@ -997,7 +929,6 @@
               <w:rPr>
                 <w:noProof/>
               </w:rPr>
-              <w:lastRenderedPageBreak/>
               <w:drawing>
                 <wp:inline distT="0" distB="0" distL="0" distR="0" wp14:anchorId="127BB774" wp14:editId="2F398D3F">
                   <wp:extent cx="3457067" cy="604012"/>
@@ -1040,6 +971,9 @@
     <w:p>
       <w:pPr>
         <w:pStyle w:val="a9"/>
+        <w:rPr>
+          <w:rFonts w:eastAsiaTheme="minorEastAsia" w:hint="eastAsia"/>
+        </w:rPr>
         <w:sectPr>
           <w:endnotePr>
             <w:numFmt w:val="decimal"/>
@@ -1055,15 +989,7 @@
       <w:pPr>
         <w:pStyle w:val="a9"/>
         <w:rPr>
-          <w:rFonts w:eastAsiaTheme="minorEastAsia"/>
-        </w:rPr>
-      </w:pPr>
-    </w:p>
-    <w:p>
-      <w:pPr>
-        <w:pStyle w:val="a9"/>
-        <w:rPr>
-          <w:rFonts w:eastAsiaTheme="minorEastAsia"/>
+          <w:rFonts w:eastAsiaTheme="minorEastAsia" w:hint="eastAsia"/>
         </w:rPr>
       </w:pPr>
     </w:p>
@@ -1371,16 +1297,8 @@
         <w:pStyle w:val="a9"/>
         <w:wordWrap/>
         <w:spacing w:line="480" w:lineRule="auto"/>
-        <w:jc w:val="center"/>
-      </w:pPr>
-    </w:p>
-    <w:p>
-      <w:pPr>
-        <w:pStyle w:val="a9"/>
-        <w:wordWrap/>
-        <w:spacing w:line="480" w:lineRule="auto"/>
         <w:rPr>
-          <w:rFonts w:ascii="KoPub돋움체 Medium" w:eastAsia="KoPub돋움체 Medium"/>
+          <w:rFonts w:ascii="KoPub돋움체 Medium" w:eastAsia="KoPub돋움체 Medium" w:hint="eastAsia"/>
           <w:sz w:val="30"/>
           <w:shd w:val="clear" w:color="999999" w:fill="auto"/>
         </w:rPr>
@@ -1487,6 +1405,7 @@
       </w:tblGrid>
       <w:tr>
         <w:trPr>
+          <w:cantSplit/>
           <w:trHeight w:val="3626"/>
         </w:trPr>
         <w:tc>
@@ -1498,6 +1417,7 @@
               <w:bottom w:val="none" w:sz="2" w:space="0" w:color="000000"/>
               <w:right w:val="none" w:sz="2" w:space="0" w:color="000000"/>
             </w:tcBorders>
+            <w:textDirection w:val="tbRlV"/>
             <w:vAlign w:val="bottom"/>
           </w:tcPr>
           <w:p>
@@ -1511,17 +1431,64 @@
               </w:tabs>
               <w:snapToGrid w:val="0"/>
               <w:spacing w:line="240" w:lineRule="auto"/>
-              <w:ind w:left="142"/>
+              <w:ind w:left="142" w:right="113"/>
+              <w:jc w:val="center"/>
+              <w:rPr>
+                <w:rFonts w:ascii="KoPub돋움체 Bold"/>
+                <w:spacing w:val="82"/>
+                <w:w w:val="98"/>
+                <w:sz w:val="52"/>
+                <w:szCs w:val="24"/>
+              </w:rPr>
             </w:pPr>
             <w:r>
               <w:rPr>
                 <w:rFonts w:ascii="KoPub돋움체 Bold"/>
                 <w:spacing w:val="82"/>
                 <w:w w:val="98"/>
-                <w:sz w:val="36"/>
-                <w:szCs w:val="16"/>
+                <w:sz w:val="52"/>
+                <w:szCs w:val="24"/>
               </w:rPr>
               <w:lastRenderedPageBreak/>
+              <w:t xml:space="preserve">      </w:t>
+            </w:r>
+          </w:p>
+          <w:p>
+            <w:pPr>
+              <w:pStyle w:val="a9"/>
+              <w:tabs>
+                <w:tab w:val="left" w:pos="753"/>
+                <w:tab w:val="right" w:leader="middleDot" w:pos="8777"/>
+                <w:tab w:val="left" w:pos="8800"/>
+                <w:tab w:val="left" w:pos="9600"/>
+              </w:tabs>
+              <w:snapToGrid w:val="0"/>
+              <w:spacing w:line="240" w:lineRule="auto"/>
+              <w:ind w:left="142" w:right="113"/>
+              <w:jc w:val="center"/>
+              <w:rPr>
+                <w:sz w:val="52"/>
+                <w:szCs w:val="24"/>
+              </w:rPr>
+            </w:pPr>
+            <w:r>
+              <w:rPr>
+                <w:rFonts w:ascii="KoPub돋움체 Bold"/>
+                <w:spacing w:val="82"/>
+                <w:w w:val="98"/>
+                <w:sz w:val="52"/>
+                <w:szCs w:val="24"/>
+              </w:rPr>
+              <w:t xml:space="preserve">        </w:t>
+            </w:r>
+            <w:r>
+              <w:rPr>
+                <w:rFonts w:ascii="KoPub돋움체 Bold"/>
+                <w:spacing w:val="82"/>
+                <w:w w:val="98"/>
+                <w:sz w:val="52"/>
+                <w:szCs w:val="24"/>
+              </w:rPr>
               <w:t>C</w:t>
             </w:r>
             <w:r>
@@ -1530,20 +1497,10 @@
                 <w:color w:val="808080"/>
                 <w:spacing w:val="82"/>
                 <w:w w:val="98"/>
-                <w:sz w:val="36"/>
-                <w:szCs w:val="16"/>
+                <w:sz w:val="52"/>
+                <w:szCs w:val="24"/>
               </w:rPr>
               <w:t>ONTENTS</w:t>
-            </w:r>
-            <w:r>
-              <w:rPr>
-                <w:rFonts w:ascii="KoPub돋움체 Bold"/>
-                <w:color w:val="808080"/>
-                <w:spacing w:val="82"/>
-                <w:w w:val="98"/>
-                <w:sz w:val="48"/>
-              </w:rPr>
-              <w:t xml:space="preserve"> </w:t>
             </w:r>
           </w:p>
         </w:tc>
@@ -1561,7 +1518,7 @@
           <w:tbl>
             <w:tblPr>
               <w:tblOverlap w:val="never"/>
-              <w:tblW w:w="6087" w:type="dxa"/>
+              <w:tblW w:w="6221" w:type="dxa"/>
               <w:tblBorders>
                 <w:top w:val="single" w:sz="3" w:space="0" w:color="000000"/>
                 <w:left w:val="single" w:sz="3" w:space="0" w:color="000000"/>
@@ -1576,17 +1533,17 @@
               <w:tblLook w:val="04A0" w:firstRow="1" w:lastRow="0" w:firstColumn="1" w:lastColumn="0" w:noHBand="0" w:noVBand="1"/>
             </w:tblPr>
             <w:tblGrid>
-              <w:gridCol w:w="679"/>
-              <w:gridCol w:w="5295"/>
-              <w:gridCol w:w="113"/>
+              <w:gridCol w:w="694"/>
+              <w:gridCol w:w="5412"/>
+              <w:gridCol w:w="115"/>
             </w:tblGrid>
             <w:tr>
               <w:trPr>
-                <w:trHeight w:val="640"/>
+                <w:trHeight w:val="1782"/>
               </w:trPr>
               <w:tc>
                 <w:tcPr>
-                  <w:tcW w:w="679" w:type="dxa"/>
+                  <w:tcW w:w="694" w:type="dxa"/>
                   <w:tcBorders>
                     <w:top w:val="none" w:sz="3" w:space="0" w:color="000000"/>
                     <w:left w:val="none" w:sz="2" w:space="0" w:color="000000"/>
@@ -1625,7 +1582,7 @@
               </w:tc>
               <w:tc>
                 <w:tcPr>
-                  <w:tcW w:w="5295" w:type="dxa"/>
+                  <w:tcW w:w="5412" w:type="dxa"/>
                   <w:tcBorders>
                     <w:top w:val="none" w:sz="3" w:space="0" w:color="000000"/>
                     <w:left w:val="none" w:sz="2" w:space="0" w:color="000000"/>
@@ -1677,7 +1634,7 @@
               </w:tc>
               <w:tc>
                 <w:tcPr>
-                  <w:tcW w:w="113" w:type="dxa"/>
+                  <w:tcW w:w="115" w:type="dxa"/>
                   <w:tcBorders>
                     <w:top w:val="none" w:sz="3" w:space="0" w:color="000000"/>
                     <w:left w:val="none" w:sz="2" w:space="0" w:color="000000"/>
@@ -3140,7 +3097,7 @@
       <w:pPr>
         <w:pStyle w:val="a9"/>
         <w:rPr>
-          <w:rFonts w:ascii="KoPub돋움체_Pro Bold" w:eastAsia="KoPub돋움체_Pro Bold" w:hAnsi="KoPub돋움체_Pro Bold" w:hint="eastAsia"/>
+          <w:rFonts w:ascii="KoPub돋움체_Pro Bold" w:eastAsia="KoPub돋움체_Pro Bold" w:hAnsi="KoPub돋움체_Pro Bold"/>
           <w:sz w:val="32"/>
           <w:szCs w:val="36"/>
         </w:rPr>
@@ -3927,7 +3884,7 @@
       <w:pPr>
         <w:pStyle w:val="a9"/>
         <w:rPr>
-          <w:rFonts w:ascii="KoPub돋움체_Pro Bold" w:eastAsia="KoPub돋움체_Pro Bold" w:hAnsi="KoPub돋움체_Pro Bold" w:hint="eastAsia"/>
+          <w:rFonts w:ascii="KoPub돋움체_Pro Bold" w:eastAsia="KoPub돋움체_Pro Bold" w:hAnsi="KoPub돋움체_Pro Bold"/>
           <w:sz w:val="32"/>
           <w:szCs w:val="32"/>
         </w:rPr>
@@ -4702,7 +4659,39 @@
       <w:pPr>
         <w:pStyle w:val="a9"/>
         <w:rPr>
-          <w:rFonts w:ascii="KoPub돋움체_Pro Bold" w:eastAsia="KoPub돋움체_Pro Bold" w:hAnsi="KoPub돋움체_Pro Bold" w:hint="eastAsia"/>
+          <w:rFonts w:ascii="KoPub돋움체_Pro Bold" w:eastAsia="KoPub돋움체_Pro Bold" w:hAnsi="KoPub돋움체_Pro Bold"/>
+          <w:b/>
+          <w:bCs/>
+          <w:sz w:val="32"/>
+          <w:szCs w:val="32"/>
+        </w:rPr>
+      </w:pPr>
+      <w:r>
+        <w:rPr>
+          <w:rFonts w:ascii="KoPub돋움체_Pro Bold" w:eastAsia="KoPub돋움체_Pro Bold" w:hAnsi="KoPub돋움체_Pro Bold"/>
+          <w:b/>
+          <w:bCs/>
+          <w:sz w:val="32"/>
+          <w:szCs w:val="32"/>
+        </w:rPr>
+        <w:t>{{section_3}}</w:t>
+      </w:r>
+      <w:r>
+        <w:rPr>
+          <w:rFonts w:ascii="KoPub돋움체_Pro Bold" w:eastAsia="KoPub돋움체_Pro Bold" w:hAnsi="KoPub돋움체_Pro Bold"/>
+          <w:b/>
+          <w:bCs/>
+          <w:sz w:val="32"/>
+          <w:szCs w:val="32"/>
+        </w:rPr>
+        <w:br w:type="page"/>
+      </w:r>
+    </w:p>
+    <w:p>
+      <w:pPr>
+        <w:pStyle w:val="a9"/>
+        <w:rPr>
+          <w:rFonts w:ascii="KoPub돋움체_Pro Bold" w:eastAsia="KoPub돋움체_Pro Bold" w:hAnsi="KoPub돋움체_Pro Bold"/>
           <w:sz w:val="32"/>
           <w:szCs w:val="32"/>
         </w:rPr>
@@ -4715,16 +4704,6 @@
           <w:cols w:space="0"/>
         </w:sectPr>
       </w:pPr>
-      <w:r>
-        <w:rPr>
-          <w:rFonts w:ascii="KoPub돋움체_Pro Bold" w:eastAsia="KoPub돋움체_Pro Bold" w:hAnsi="KoPub돋움체_Pro Bold"/>
-          <w:b/>
-          <w:bCs/>
-          <w:sz w:val="32"/>
-          <w:szCs w:val="32"/>
-        </w:rPr>
-        <w:t>{{section_3}}</w:t>
-      </w:r>
     </w:p>
     <w:p>
       <w:pPr>
@@ -5494,7 +5473,6 @@
           <w:rFonts w:ascii="KoPub돋움체_Pro Bold" w:eastAsia="KoPub돋움체_Pro Bold" w:hAnsi="KoPub돋움체_Pro Bold"/>
           <w:b/>
           <w:bCs/>
-          <w:color w:val="000000"/>
           <w:sz w:val="32"/>
           <w:szCs w:val="32"/>
         </w:rPr>
@@ -5512,9 +5490,75 @@
     </w:p>
     <w:p>
       <w:pPr>
-        <w:pStyle w:val="a9"/>
+        <w:widowControl/>
+        <w:wordWrap/>
+        <w:autoSpaceDE/>
+        <w:autoSpaceDN/>
+        <w:rPr>
+          <w:rFonts w:ascii="KoPub돋움체_Pro Bold" w:eastAsia="KoPub돋움체_Pro Bold" w:hAnsi="KoPub돋움체_Pro Bold"/>
+          <w:b/>
+          <w:bCs/>
+          <w:sz w:val="32"/>
+          <w:szCs w:val="32"/>
+        </w:rPr>
+      </w:pPr>
+    </w:p>
+    <w:p>
+      <w:pPr>
+        <w:widowControl/>
+        <w:wordWrap/>
+        <w:autoSpaceDE/>
+        <w:autoSpaceDN/>
+        <w:rPr>
+          <w:rFonts w:ascii="KoPub돋움체_Pro Bold" w:eastAsia="KoPub돋움체_Pro Bold" w:hAnsi="KoPub돋움체_Pro Bold"/>
+          <w:b/>
+          <w:bCs/>
+          <w:sz w:val="32"/>
+          <w:szCs w:val="32"/>
+        </w:rPr>
+      </w:pPr>
+    </w:p>
+    <w:p>
+      <w:pPr>
+        <w:widowControl/>
+        <w:wordWrap/>
+        <w:autoSpaceDE/>
+        <w:autoSpaceDN/>
+        <w:rPr>
+          <w:rFonts w:ascii="KoPub돋움체_Pro Bold" w:eastAsia="KoPub돋움체_Pro Bold" w:hAnsi="KoPub돋움체_Pro Bold"/>
+          <w:b/>
+          <w:bCs/>
+          <w:sz w:val="32"/>
+          <w:szCs w:val="32"/>
+        </w:rPr>
+      </w:pPr>
+    </w:p>
+    <w:p>
+      <w:pPr>
+        <w:widowControl/>
+        <w:wordWrap/>
+        <w:autoSpaceDE/>
+        <w:autoSpaceDN/>
+        <w:rPr>
+          <w:rFonts w:ascii="KoPub돋움체_Pro Bold" w:eastAsia="KoPub돋움체_Pro Bold" w:hAnsi="KoPub돋움체_Pro Bold"/>
+          <w:b/>
+          <w:bCs/>
+          <w:sz w:val="32"/>
+          <w:szCs w:val="32"/>
+        </w:rPr>
+      </w:pPr>
+    </w:p>
+    <w:p>
+      <w:pPr>
+        <w:widowControl/>
+        <w:wordWrap/>
+        <w:autoSpaceDE/>
+        <w:autoSpaceDN/>
         <w:rPr>
           <w:rFonts w:ascii="KoPub돋움체_Pro Bold" w:eastAsia="KoPub돋움체_Pro Bold" w:hAnsi="KoPub돋움체_Pro Bold" w:hint="eastAsia"/>
+          <w:b/>
+          <w:bCs/>
+          <w:color w:val="000000"/>
           <w:sz w:val="32"/>
           <w:szCs w:val="32"/>
         </w:rPr>
@@ -5580,14 +5624,9 @@
       <w:pPr>
         <w:pStyle w:val="a9"/>
         <w:spacing w:line="432" w:lineRule="auto"/>
-        <w:sectPr>
-          <w:endnotePr>
-            <w:numFmt w:val="decimal"/>
-          </w:endnotePr>
-          <w:pgSz w:w="11906" w:h="16838"/>
-          <w:pgMar w:top="1700" w:right="850" w:bottom="1700" w:left="850" w:header="850" w:footer="850" w:gutter="0"/>
-          <w:cols w:space="0"/>
-        </w:sectPr>
+        <w:rPr>
+          <w:noProof/>
+        </w:rPr>
       </w:pPr>
       <w:r>
         <w:rPr>
@@ -5607,356 +5646,145 @@
     <w:p>
       <w:pPr>
         <w:pStyle w:val="a9"/>
+        <w:spacing w:line="432" w:lineRule="auto"/>
+        <w:rPr>
+          <w:noProof/>
+        </w:rPr>
       </w:pPr>
     </w:p>
-    <w:tbl>
-      <w:tblPr>
-        <w:tblOverlap w:val="never"/>
-        <w:tblW w:w="11900" w:type="dxa"/>
-        <w:tblBorders>
-          <w:top w:val="single" w:sz="3" w:space="0" w:color="000000"/>
-          <w:left w:val="single" w:sz="3" w:space="0" w:color="000000"/>
-          <w:bottom w:val="single" w:sz="3" w:space="0" w:color="000000"/>
-          <w:right w:val="single" w:sz="3" w:space="0" w:color="000000"/>
-        </w:tblBorders>
-        <w:tblLayout w:type="fixed"/>
-        <w:tblCellMar>
-          <w:top w:w="57" w:type="dxa"/>
-          <w:left w:w="57" w:type="dxa"/>
-          <w:bottom w:w="57" w:type="dxa"/>
-          <w:right w:w="57" w:type="dxa"/>
-        </w:tblCellMar>
-        <w:tblLook w:val="04A0" w:firstRow="1" w:lastRow="0" w:firstColumn="1" w:lastColumn="0" w:noHBand="0" w:noVBand="1"/>
-      </w:tblPr>
-      <w:tblGrid>
-        <w:gridCol w:w="5610"/>
-        <w:gridCol w:w="6290"/>
-      </w:tblGrid>
-      <w:tr>
-        <w:trPr>
-          <w:trHeight w:val="2861"/>
-        </w:trPr>
-        <w:tc>
-          <w:tcPr>
-            <w:tcW w:w="11900" w:type="dxa"/>
-            <w:gridSpan w:val="2"/>
-            <w:tcBorders>
-              <w:top w:val="none" w:sz="2" w:space="0" w:color="000000"/>
-              <w:left w:val="none" w:sz="2" w:space="0" w:color="000000"/>
-              <w:bottom w:val="none" w:sz="2" w:space="0" w:color="000000"/>
-              <w:right w:val="none" w:sz="2" w:space="0" w:color="000000"/>
-            </w:tcBorders>
-            <w:tcMar>
-              <w:top w:w="0" w:type="dxa"/>
-              <w:left w:w="0" w:type="dxa"/>
-              <w:bottom w:w="0" w:type="dxa"/>
-              <w:right w:w="0" w:type="dxa"/>
-            </w:tcMar>
-            <w:vAlign w:val="center"/>
-          </w:tcPr>
-          <w:p>
-            <w:pPr>
-              <w:pStyle w:val="a9"/>
-            </w:pPr>
-          </w:p>
-        </w:tc>
-      </w:tr>
-      <w:tr>
-        <w:trPr>
-          <w:trHeight w:val="1914"/>
-        </w:trPr>
-        <w:tc>
-          <w:tcPr>
-            <w:tcW w:w="5610" w:type="dxa"/>
-            <w:vMerge w:val="restart"/>
-            <w:tcBorders>
-              <w:top w:val="none" w:sz="2" w:space="0" w:color="000000"/>
-              <w:left w:val="none" w:sz="2" w:space="0" w:color="000000"/>
-              <w:bottom w:val="none" w:sz="2" w:space="0" w:color="000000"/>
-              <w:right w:val="none" w:sz="2" w:space="0" w:color="000000"/>
-            </w:tcBorders>
-            <w:tcMar>
-              <w:top w:w="0" w:type="dxa"/>
-              <w:left w:w="0" w:type="dxa"/>
-              <w:bottom w:w="0" w:type="dxa"/>
-              <w:right w:w="0" w:type="dxa"/>
-            </w:tcMar>
-          </w:tcPr>
-          <w:p>
-            <w:pPr>
-              <w:pStyle w:val="a9"/>
-              <w:rPr>
-                <w:rFonts w:eastAsiaTheme="minorEastAsia"/>
-              </w:rPr>
-            </w:pPr>
-          </w:p>
-        </w:tc>
-        <w:tc>
-          <w:tcPr>
-            <w:tcW w:w="6290" w:type="dxa"/>
-            <w:tcBorders>
-              <w:top w:val="none" w:sz="2" w:space="0" w:color="000000"/>
-              <w:left w:val="none" w:sz="2" w:space="0" w:color="000000"/>
-              <w:bottom w:val="none" w:sz="2" w:space="0" w:color="000000"/>
-              <w:right w:val="none" w:sz="2" w:space="0" w:color="000000"/>
-            </w:tcBorders>
-          </w:tcPr>
-          <w:p>
-            <w:pPr>
-              <w:pStyle w:val="a9"/>
-              <w:rPr>
-                <w:rFonts w:eastAsiaTheme="minorEastAsia"/>
-                <w:sz w:val="48"/>
-              </w:rPr>
-            </w:pPr>
-          </w:p>
-        </w:tc>
-      </w:tr>
-      <w:tr>
-        <w:trPr>
-          <w:trHeight w:val="1914"/>
-        </w:trPr>
-        <w:tc>
-          <w:tcPr>
-            <w:tcW w:w="5610" w:type="dxa"/>
-            <w:vMerge/>
-            <w:tcBorders>
-              <w:top w:val="none" w:sz="2" w:space="0" w:color="000000"/>
-              <w:left w:val="none" w:sz="2" w:space="0" w:color="000000"/>
-              <w:bottom w:val="none" w:sz="2" w:space="0" w:color="000000"/>
-              <w:right w:val="none" w:sz="2" w:space="0" w:color="000000"/>
-            </w:tcBorders>
-          </w:tcPr>
-          <w:p>
-            <w:pPr>
-              <w:pStyle w:val="a9"/>
-            </w:pPr>
-          </w:p>
-        </w:tc>
-        <w:tc>
-          <w:tcPr>
-            <w:tcW w:w="6290" w:type="dxa"/>
-            <w:tcBorders>
-              <w:top w:val="none" w:sz="2" w:space="0" w:color="000000"/>
-              <w:left w:val="none" w:sz="2" w:space="0" w:color="000000"/>
-              <w:bottom w:val="none" w:sz="2" w:space="0" w:color="000000"/>
-              <w:right w:val="none" w:sz="2" w:space="0" w:color="000000"/>
-            </w:tcBorders>
-          </w:tcPr>
-          <w:p>
-            <w:pPr>
-              <w:pStyle w:val="a9"/>
-              <w:wordWrap/>
-              <w:jc w:val="left"/>
-              <w:rPr>
-                <w:rFonts w:ascii="Pretendard SemiBold" w:eastAsia="Pretendard SemiBold"/>
-                <w:b/>
-                <w:color w:val="686767"/>
-                <w:spacing w:val="-5"/>
-                <w:kern w:val="1"/>
-                <w:sz w:val="48"/>
-              </w:rPr>
-            </w:pPr>
-          </w:p>
-        </w:tc>
-      </w:tr>
-      <w:tr>
-        <w:trPr>
-          <w:trHeight w:val="1516"/>
-        </w:trPr>
-        <w:tc>
-          <w:tcPr>
-            <w:tcW w:w="11900" w:type="dxa"/>
-            <w:gridSpan w:val="2"/>
-            <w:tcBorders>
-              <w:top w:val="none" w:sz="2" w:space="0" w:color="000000"/>
-              <w:left w:val="none" w:sz="2" w:space="0" w:color="000000"/>
-              <w:bottom w:val="none" w:sz="2" w:space="0" w:color="000000"/>
-              <w:right w:val="none" w:sz="2" w:space="0" w:color="000000"/>
-            </w:tcBorders>
-            <w:tcMar>
-              <w:top w:w="0" w:type="dxa"/>
-              <w:left w:w="0" w:type="dxa"/>
-              <w:bottom w:w="0" w:type="dxa"/>
-              <w:right w:w="0" w:type="dxa"/>
-            </w:tcMar>
-            <w:vAlign w:val="center"/>
-          </w:tcPr>
-          <w:p>
-            <w:pPr>
-              <w:pStyle w:val="a9"/>
-              <w:wordWrap/>
-              <w:jc w:val="left"/>
-              <w:rPr>
-                <w:rFonts w:ascii="Pretendard ExtraBold" w:eastAsia="Pretendard ExtraBold"/>
-                <w:b/>
-                <w:color w:val="0B1B49"/>
-                <w:spacing w:val="-3"/>
-                <w:kern w:val="1"/>
-                <w:sz w:val="68"/>
-              </w:rPr>
-            </w:pPr>
-          </w:p>
-        </w:tc>
-      </w:tr>
-      <w:tr>
-        <w:trPr>
-          <w:trHeight w:val="1516"/>
-        </w:trPr>
-        <w:tc>
-          <w:tcPr>
-            <w:tcW w:w="5610" w:type="dxa"/>
-            <w:tcBorders>
-              <w:top w:val="none" w:sz="2" w:space="0" w:color="000000"/>
-              <w:left w:val="none" w:sz="2" w:space="0" w:color="000000"/>
-              <w:bottom w:val="none" w:sz="2" w:space="0" w:color="000000"/>
-              <w:right w:val="none" w:sz="2" w:space="0" w:color="000000"/>
-            </w:tcBorders>
-            <w:tcMar>
-              <w:top w:w="0" w:type="dxa"/>
-              <w:left w:w="0" w:type="dxa"/>
-              <w:bottom w:w="0" w:type="dxa"/>
-              <w:right w:w="0" w:type="dxa"/>
-            </w:tcMar>
-          </w:tcPr>
-          <w:p>
-            <w:pPr>
-              <w:pStyle w:val="a9"/>
-              <w:rPr>
-                <w:rFonts w:eastAsiaTheme="minorEastAsia"/>
-              </w:rPr>
-            </w:pPr>
-          </w:p>
-        </w:tc>
-        <w:tc>
-          <w:tcPr>
-            <w:tcW w:w="6290" w:type="dxa"/>
-            <w:tcBorders>
-              <w:top w:val="none" w:sz="2" w:space="0" w:color="000000"/>
-              <w:left w:val="none" w:sz="2" w:space="0" w:color="000000"/>
-              <w:bottom w:val="none" w:sz="2" w:space="0" w:color="000000"/>
-              <w:right w:val="none" w:sz="2" w:space="0" w:color="000000"/>
-            </w:tcBorders>
-          </w:tcPr>
-          <w:p>
-            <w:pPr>
-              <w:pStyle w:val="a9"/>
-              <w:rPr>
-                <w:rFonts w:eastAsiaTheme="minorEastAsia"/>
-                <w:sz w:val="48"/>
-              </w:rPr>
-            </w:pPr>
-          </w:p>
-        </w:tc>
-      </w:tr>
-      <w:tr>
-        <w:trPr>
-          <w:trHeight w:val="4476"/>
-        </w:trPr>
-        <w:tc>
-          <w:tcPr>
-            <w:tcW w:w="11900" w:type="dxa"/>
-            <w:gridSpan w:val="2"/>
-            <w:tcBorders>
-              <w:top w:val="none" w:sz="2" w:space="0" w:color="000000"/>
-              <w:left w:val="none" w:sz="2" w:space="0" w:color="000000"/>
-              <w:bottom w:val="none" w:sz="2" w:space="0" w:color="000000"/>
-              <w:right w:val="none" w:sz="2" w:space="0" w:color="000000"/>
-            </w:tcBorders>
-            <w:tcMar>
-              <w:top w:w="0" w:type="dxa"/>
-              <w:left w:w="0" w:type="dxa"/>
-              <w:bottom w:w="0" w:type="dxa"/>
-              <w:right w:w="0" w:type="dxa"/>
-            </w:tcMar>
-          </w:tcPr>
-          <w:p>
-            <w:pPr>
-              <w:pStyle w:val="a9"/>
-              <w:wordWrap/>
-              <w:jc w:val="left"/>
-              <w:rPr>
-                <w:rFonts w:ascii="Pretendard ExtraBold" w:eastAsia="Pretendard ExtraBold"/>
-                <w:b/>
-                <w:color w:val="0B1B49"/>
-                <w:spacing w:val="-2"/>
-                <w:kern w:val="1"/>
-                <w:sz w:val="44"/>
-              </w:rPr>
-            </w:pPr>
-          </w:p>
-        </w:tc>
-      </w:tr>
-      <w:tr>
-        <w:trPr>
-          <w:trHeight w:val="2686"/>
-        </w:trPr>
-        <w:tc>
-          <w:tcPr>
-            <w:tcW w:w="11900" w:type="dxa"/>
-            <w:gridSpan w:val="2"/>
-            <w:tcBorders>
-              <w:top w:val="none" w:sz="2" w:space="0" w:color="000000"/>
-              <w:left w:val="none" w:sz="2" w:space="0" w:color="000000"/>
-              <w:bottom w:val="none" w:sz="2" w:space="0" w:color="000000"/>
-              <w:right w:val="none" w:sz="2" w:space="0" w:color="000000"/>
-            </w:tcBorders>
-            <w:tcMar>
-              <w:top w:w="0" w:type="dxa"/>
-              <w:left w:w="0" w:type="dxa"/>
-              <w:bottom w:w="0" w:type="dxa"/>
-              <w:right w:w="0" w:type="dxa"/>
-            </w:tcMar>
-          </w:tcPr>
-          <w:p>
-            <w:pPr>
-              <w:pStyle w:val="a9"/>
-              <w:wordWrap/>
-              <w:jc w:val="center"/>
-            </w:pPr>
-            <w:r>
-              <w:rPr>
-                <w:noProof/>
-              </w:rPr>
-              <w:drawing>
-                <wp:inline distT="0" distB="0" distL="0" distR="0" wp14:anchorId="0B45337F" wp14:editId="78D53905">
-                  <wp:extent cx="3457067" cy="604012"/>
-                  <wp:effectExtent l="0" t="0" r="0" b="0"/>
-                  <wp:docPr id="3" name="그림 %d 3"/>
-                  <wp:cNvGraphicFramePr/>
-                  <a:graphic xmlns:a="http://schemas.openxmlformats.org/drawingml/2006/main">
-                    <a:graphicData uri="http://schemas.openxmlformats.org/drawingml/2006/picture">
-                      <pic:pic xmlns:pic="http://schemas.openxmlformats.org/drawingml/2006/picture">
-                        <pic:nvPicPr>
-                          <pic:cNvPr id="0" name="C:\Users\pnutlo\AppData\Local\Temp\Hnc\BinData\EMB00004eac33f7.bmp"/>
-                          <pic:cNvPicPr/>
-                        </pic:nvPicPr>
-                        <pic:blipFill>
-                          <a:blip r:embed="rId9"/>
-                          <a:stretch>
-                            <a:fillRect/>
-                          </a:stretch>
-                        </pic:blipFill>
-                        <pic:spPr>
-                          <a:xfrm>
-                            <a:off x="0" y="0"/>
-                            <a:ext cx="3457067" cy="604012"/>
-                          </a:xfrm>
-                          <a:prstGeom prst="rect">
-                            <a:avLst/>
-                          </a:prstGeom>
-                          <a:effectLst/>
-                        </pic:spPr>
-                      </pic:pic>
-                    </a:graphicData>
-                  </a:graphic>
-                </wp:inline>
-              </w:drawing>
-            </w:r>
-          </w:p>
-        </w:tc>
-      </w:tr>
-    </w:tbl>
+    <w:p>
+      <w:pPr>
+        <w:pStyle w:val="a9"/>
+        <w:spacing w:line="432" w:lineRule="auto"/>
+        <w:rPr>
+          <w:noProof/>
+        </w:rPr>
+      </w:pPr>
+    </w:p>
+    <w:p>
+      <w:pPr>
+        <w:pStyle w:val="a9"/>
+        <w:spacing w:line="432" w:lineRule="auto"/>
+        <w:rPr>
+          <w:noProof/>
+        </w:rPr>
+      </w:pPr>
+    </w:p>
+    <w:p>
+      <w:pPr>
+        <w:pStyle w:val="a9"/>
+        <w:spacing w:line="432" w:lineRule="auto"/>
+        <w:rPr>
+          <w:noProof/>
+        </w:rPr>
+      </w:pPr>
+    </w:p>
+    <w:p>
+      <w:pPr>
+        <w:pStyle w:val="a9"/>
+        <w:spacing w:line="432" w:lineRule="auto"/>
+        <w:rPr>
+          <w:noProof/>
+        </w:rPr>
+      </w:pPr>
+    </w:p>
+    <w:p>
+      <w:pPr>
+        <w:pStyle w:val="a9"/>
+        <w:spacing w:line="432" w:lineRule="auto"/>
+        <w:rPr>
+          <w:rFonts w:eastAsiaTheme="minorEastAsia"/>
+          <w:noProof/>
+        </w:rPr>
+      </w:pPr>
+    </w:p>
+    <w:p>
+      <w:pPr>
+        <w:pStyle w:val="a9"/>
+        <w:spacing w:line="432" w:lineRule="auto"/>
+        <w:rPr>
+          <w:rFonts w:eastAsiaTheme="minorEastAsia"/>
+          <w:noProof/>
+        </w:rPr>
+      </w:pPr>
+    </w:p>
+    <w:p>
+      <w:pPr>
+        <w:pStyle w:val="a9"/>
+        <w:spacing w:line="432" w:lineRule="auto"/>
+        <w:rPr>
+          <w:rFonts w:eastAsiaTheme="minorEastAsia"/>
+          <w:noProof/>
+        </w:rPr>
+      </w:pPr>
+    </w:p>
+    <w:p>
+      <w:pPr>
+        <w:pStyle w:val="a9"/>
+        <w:spacing w:line="432" w:lineRule="auto"/>
+        <w:rPr>
+          <w:rFonts w:eastAsiaTheme="minorEastAsia"/>
+          <w:noProof/>
+        </w:rPr>
+      </w:pPr>
+    </w:p>
+    <w:p>
+      <w:pPr>
+        <w:pStyle w:val="a9"/>
+        <w:spacing w:line="432" w:lineRule="auto"/>
+        <w:ind w:firstLineChars="2300" w:firstLine="4600"/>
+        <w:rPr>
+          <w:rFonts w:eastAsiaTheme="minorEastAsia" w:hint="eastAsia"/>
+        </w:rPr>
+        <w:sectPr>
+          <w:endnotePr>
+            <w:numFmt w:val="decimal"/>
+          </w:endnotePr>
+          <w:pgSz w:w="11906" w:h="16838"/>
+          <w:pgMar w:top="1700" w:right="850" w:bottom="1700" w:left="850" w:header="850" w:footer="850" w:gutter="0"/>
+          <w:cols w:space="0"/>
+        </w:sectPr>
+      </w:pPr>
+      <w:r>
+        <w:rPr>
+          <w:noProof/>
+        </w:rPr>
+        <w:drawing>
+          <wp:inline distT="0" distB="0" distL="0" distR="0" wp14:anchorId="6161701F" wp14:editId="72174AAC">
+            <wp:extent cx="3457067" cy="604012"/>
+            <wp:effectExtent l="0" t="0" r="0" b="0"/>
+            <wp:docPr id="3" name="그림 %d 3"/>
+            <wp:cNvGraphicFramePr/>
+            <a:graphic xmlns:a="http://schemas.openxmlformats.org/drawingml/2006/main">
+              <a:graphicData uri="http://schemas.openxmlformats.org/drawingml/2006/picture">
+                <pic:pic xmlns:pic="http://schemas.openxmlformats.org/drawingml/2006/picture">
+                  <pic:nvPicPr>
+                    <pic:cNvPr id="0" name="C:\Users\pnutlo\AppData\Local\Temp\Hnc\BinData\EMB00004eac33f7.bmp"/>
+                    <pic:cNvPicPr/>
+                  </pic:nvPicPr>
+                  <pic:blipFill>
+                    <a:blip r:embed="rId9"/>
+                    <a:stretch>
+                      <a:fillRect/>
+                    </a:stretch>
+                  </pic:blipFill>
+                  <pic:spPr>
+                    <a:xfrm>
+                      <a:off x="0" y="0"/>
+                      <a:ext cx="3457067" cy="604012"/>
+                    </a:xfrm>
+                    <a:prstGeom prst="rect">
+                      <a:avLst/>
+                    </a:prstGeom>
+                    <a:effectLst/>
+                  </pic:spPr>
+                </pic:pic>
+              </a:graphicData>
+            </a:graphic>
+          </wp:inline>
+        </w:drawing>
+      </w:r>
+    </w:p>
     <w:p>
       <w:pPr>
         <w:pStyle w:val="a4"/>
@@ -5964,6 +5792,9 @@
           <w:ilvl w:val="0"/>
           <w:numId w:val="0"/>
         </w:numPr>
+        <w:rPr>
+          <w:rFonts w:hint="eastAsia"/>
+        </w:rPr>
       </w:pPr>
     </w:p>
     <w:sectPr>
@@ -6154,161 +5985,6 @@
 
 <file path=word/footer2.xml><?xml version="1.0" encoding="utf-8"?>
 <w:ftr xmlns:wpc="http://schemas.microsoft.com/office/word/2010/wordprocessingCanvas" xmlns:cx="http://schemas.microsoft.com/office/drawing/2014/chartex" xmlns:cx1="http://schemas.microsoft.com/office/drawing/2015/9/8/chartex" xmlns:cx2="http://schemas.microsoft.com/office/drawing/2015/10/21/chartex" xmlns:cx3="http://schemas.microsoft.com/office/drawing/2016/5/9/chartex" xmlns:cx4="http://schemas.microsoft.com/office/drawing/2016/5/10/chartex" xmlns:cx5="http://schemas.microsoft.com/office/drawing/2016/5/11/chartex" xmlns:cx6="http://schemas.microsoft.com/office/drawing/2016/5/12/chartex" xmlns:cx7="http://schemas.microsoft.com/office/drawing/2016/5/13/chartex" xmlns:cx8="http://schemas.microsoft.com/office/drawing/2016/5/14/chartex" xmlns:mc="http://schemas.openxmlformats.org/markup-compatibility/2006" xmlns:aink="http://schemas.microsoft.com/office/drawing/2016/ink" xmlns:am3d="http://schemas.microsoft.com/office/drawing/2017/model3d" xmlns:o="urn:schemas-microsoft-com:office:office" xmlns:r="http://schemas.openxmlformats.org/officeDocument/2006/relationships" xmlns:m="http://schemas.openxmlformats.org/officeDocument/2006/math" xmlns:v="urn:schemas-microsoft-com:vml" xmlns:wp14="http://schemas.microsoft.com/office/word/2010/wordprocessingDrawing" xmlns:wp="http://schemas.openxmlformats.org/drawingml/2006/wordprocessingDrawing" xmlns:w10="urn:schemas-microsoft-com:office:word" xmlns:w="http://schemas.openxmlformats.org/wordprocessingml/2006/main" xmlns:w14="http://schemas.microsoft.com/office/word/2010/wordml" xmlns:w15="http://schemas.microsoft.com/office/word/2012/wordml" xmlns:w16cex="http://schemas.microsoft.com/office/word/2018/wordml/cex" xmlns:w16cid="http://schemas.microsoft.com/office/word/2016/wordml/cid" xmlns:w16="http://schemas.microsoft.com/office/word/2018/wordml" xmlns:w16sdtdh="http://schemas.microsoft.com/office/word/2020/wordml/sdtdatahash" xmlns:w16se="http://schemas.microsoft.com/office/word/2015/wordml/symex" xmlns:wpg="http://schemas.microsoft.com/office/word/2010/wordprocessingGroup" xmlns:wpi="http://schemas.microsoft.com/office/word/2010/wordprocessingInk" xmlns:wne="http://schemas.microsoft.com/office/word/2006/wordml" xmlns:wps="http://schemas.microsoft.com/office/word/2010/wordprocessingShape" mc:Ignorable="w14 w15 w16se w16cid w16 w16cex w16sdtdh wp14">
-  <w:tbl>
-    <w:tblPr>
-      <w:tblOverlap w:val="never"/>
-      <w:tblW w:w="9978" w:type="dxa"/>
-      <w:tblBorders>
-        <w:top w:val="single" w:sz="3" w:space="0" w:color="000000"/>
-        <w:left w:val="single" w:sz="3" w:space="0" w:color="000000"/>
-        <w:bottom w:val="single" w:sz="3" w:space="0" w:color="000000"/>
-        <w:right w:val="single" w:sz="3" w:space="0" w:color="000000"/>
-      </w:tblBorders>
-      <w:tblLayout w:type="fixed"/>
-      <w:tblCellMar>
-        <w:top w:w="113" w:type="dxa"/>
-        <w:left w:w="0" w:type="dxa"/>
-        <w:right w:w="0" w:type="dxa"/>
-      </w:tblCellMar>
-      <w:tblLook w:val="04A0" w:firstRow="1" w:lastRow="0" w:firstColumn="1" w:lastColumn="0" w:noHBand="0" w:noVBand="1"/>
-    </w:tblPr>
-    <w:tblGrid>
-      <w:gridCol w:w="9978"/>
-    </w:tblGrid>
-    <w:tr>
-      <w:trPr>
-        <w:trHeight w:val="56"/>
-      </w:trPr>
-      <w:tc>
-        <w:tcPr>
-          <w:tcW w:w="9978" w:type="dxa"/>
-          <w:tcBorders>
-            <w:top w:val="single" w:sz="3" w:space="0" w:color="595959"/>
-            <w:left w:val="none" w:sz="3" w:space="0" w:color="000000"/>
-            <w:bottom w:val="none" w:sz="3" w:space="0" w:color="000000"/>
-            <w:right w:val="none" w:sz="3" w:space="0" w:color="000000"/>
-          </w:tcBorders>
-          <w:vAlign w:val="center"/>
-        </w:tcPr>
-        <w:p>
-          <w:pPr>
-            <w:pStyle w:val="a9"/>
-            <w:pBdr>
-              <w:top w:val="none" w:sz="2" w:space="3" w:color="000000"/>
-              <w:left w:val="none" w:sz="2" w:space="3" w:color="000000"/>
-              <w:bottom w:val="none" w:sz="2" w:space="3" w:color="000000"/>
-              <w:right w:val="none" w:sz="2" w:space="3" w:color="000000"/>
-            </w:pBdr>
-            <w:wordWrap/>
-            <w:ind w:left="200" w:right="200"/>
-            <w:jc w:val="left"/>
-            <w:textAlignment w:val="center"/>
-          </w:pPr>
-          <w:r>
-            <w:tab/>
-          </w:r>
-          <w:r>
-            <w:rPr>
-              <w:rFonts w:ascii="Pretendard Medium"/>
-              <w:sz w:val="22"/>
-            </w:rPr>
-            <w:t xml:space="preserve"> </w:t>
-          </w:r>
-        </w:p>
-      </w:tc>
-    </w:tr>
-  </w:tbl>
-  <w:p>
-    <w:pPr>
-      <w:pStyle w:val="a9"/>
-    </w:pPr>
-  </w:p>
-  <w:p/>
-  <w:tbl>
-    <w:tblPr>
-      <w:tblOverlap w:val="never"/>
-      <w:tblW w:w="9978" w:type="dxa"/>
-      <w:tblBorders>
-        <w:top w:val="single" w:sz="3" w:space="0" w:color="000000"/>
-        <w:left w:val="single" w:sz="3" w:space="0" w:color="000000"/>
-        <w:bottom w:val="single" w:sz="3" w:space="0" w:color="000000"/>
-        <w:right w:val="single" w:sz="3" w:space="0" w:color="000000"/>
-      </w:tblBorders>
-      <w:tblLayout w:type="fixed"/>
-      <w:tblCellMar>
-        <w:top w:w="113" w:type="dxa"/>
-        <w:left w:w="0" w:type="dxa"/>
-        <w:right w:w="0" w:type="dxa"/>
-      </w:tblCellMar>
-      <w:tblLook w:val="04A0" w:firstRow="1" w:lastRow="0" w:firstColumn="1" w:lastColumn="0" w:noHBand="0" w:noVBand="1"/>
-    </w:tblPr>
-    <w:tblGrid>
-      <w:gridCol w:w="9978"/>
-    </w:tblGrid>
-    <w:tr>
-      <w:trPr>
-        <w:trHeight w:val="56"/>
-      </w:trPr>
-      <w:tc>
-        <w:tcPr>
-          <w:tcW w:w="9978" w:type="dxa"/>
-          <w:tcBorders>
-            <w:top w:val="single" w:sz="3" w:space="0" w:color="595959"/>
-            <w:left w:val="none" w:sz="3" w:space="0" w:color="000000"/>
-            <w:bottom w:val="none" w:sz="3" w:space="0" w:color="000000"/>
-            <w:right w:val="none" w:sz="3" w:space="0" w:color="000000"/>
-          </w:tcBorders>
-          <w:vAlign w:val="center"/>
-        </w:tcPr>
-        <w:p>
-          <w:pPr>
-            <w:pStyle w:val="a9"/>
-            <w:pBdr>
-              <w:top w:val="none" w:sz="2" w:space="3" w:color="000000"/>
-              <w:left w:val="none" w:sz="2" w:space="3" w:color="000000"/>
-              <w:bottom w:val="none" w:sz="2" w:space="3" w:color="000000"/>
-              <w:right w:val="none" w:sz="2" w:space="3" w:color="000000"/>
-            </w:pBdr>
-            <w:wordWrap/>
-            <w:ind w:left="200" w:right="200"/>
-            <w:jc w:val="left"/>
-            <w:textAlignment w:val="center"/>
-          </w:pPr>
-          <w:r>
-            <w:tab/>
-          </w:r>
-          <w:r>
-            <w:fldChar w:fldCharType="begin"/>
-          </w:r>
-          <w:r>
-            <w:instrText>PAGE  \* ARABIC</w:instrText>
-          </w:r>
-          <w:r>
-            <w:fldChar w:fldCharType="separate"/>
-          </w:r>
-          <w:r>
-            <w:rPr>
-              <w:sz w:val="22"/>
-            </w:rPr>
-            <w:t>1</w:t>
-          </w:r>
-          <w:r>
-            <w:rPr>
-              <w:sz w:val="22"/>
-            </w:rPr>
-            <w:fldChar w:fldCharType="end"/>
-          </w:r>
-          <w:r>
-            <w:rPr>
-              <w:rFonts w:ascii="KoPubWorld돋움체_Pro Medium"/>
-              <w:sz w:val="22"/>
-            </w:rPr>
-            <w:t xml:space="preserve"> </w:t>
-          </w:r>
-        </w:p>
-      </w:tc>
-    </w:tr>
-  </w:tbl>
   <w:p>
     <w:pPr>
       <w:pStyle w:val="a9"/>
@@ -6468,161 +6144,6 @@
 
 <file path=word/footer4.xml><?xml version="1.0" encoding="utf-8"?>
 <w:ftr xmlns:wpc="http://schemas.microsoft.com/office/word/2010/wordprocessingCanvas" xmlns:cx="http://schemas.microsoft.com/office/drawing/2014/chartex" xmlns:cx1="http://schemas.microsoft.com/office/drawing/2015/9/8/chartex" xmlns:cx2="http://schemas.microsoft.com/office/drawing/2015/10/21/chartex" xmlns:cx3="http://schemas.microsoft.com/office/drawing/2016/5/9/chartex" xmlns:cx4="http://schemas.microsoft.com/office/drawing/2016/5/10/chartex" xmlns:cx5="http://schemas.microsoft.com/office/drawing/2016/5/11/chartex" xmlns:cx6="http://schemas.microsoft.com/office/drawing/2016/5/12/chartex" xmlns:cx7="http://schemas.microsoft.com/office/drawing/2016/5/13/chartex" xmlns:cx8="http://schemas.microsoft.com/office/drawing/2016/5/14/chartex" xmlns:mc="http://schemas.openxmlformats.org/markup-compatibility/2006" xmlns:aink="http://schemas.microsoft.com/office/drawing/2016/ink" xmlns:am3d="http://schemas.microsoft.com/office/drawing/2017/model3d" xmlns:o="urn:schemas-microsoft-com:office:office" xmlns:r="http://schemas.openxmlformats.org/officeDocument/2006/relationships" xmlns:m="http://schemas.openxmlformats.org/officeDocument/2006/math" xmlns:v="urn:schemas-microsoft-com:vml" xmlns:wp14="http://schemas.microsoft.com/office/word/2010/wordprocessingDrawing" xmlns:wp="http://schemas.openxmlformats.org/drawingml/2006/wordprocessingDrawing" xmlns:w10="urn:schemas-microsoft-com:office:word" xmlns:w="http://schemas.openxmlformats.org/wordprocessingml/2006/main" xmlns:w14="http://schemas.microsoft.com/office/word/2010/wordml" xmlns:w15="http://schemas.microsoft.com/office/word/2012/wordml" xmlns:w16cex="http://schemas.microsoft.com/office/word/2018/wordml/cex" xmlns:w16cid="http://schemas.microsoft.com/office/word/2016/wordml/cid" xmlns:w16="http://schemas.microsoft.com/office/word/2018/wordml" xmlns:w16sdtdh="http://schemas.microsoft.com/office/word/2020/wordml/sdtdatahash" xmlns:w16se="http://schemas.microsoft.com/office/word/2015/wordml/symex" xmlns:wpg="http://schemas.microsoft.com/office/word/2010/wordprocessingGroup" xmlns:wpi="http://schemas.microsoft.com/office/word/2010/wordprocessingInk" xmlns:wne="http://schemas.microsoft.com/office/word/2006/wordml" xmlns:wps="http://schemas.microsoft.com/office/word/2010/wordprocessingShape" mc:Ignorable="w14 w15 w16se w16cid w16 w16cex w16sdtdh wp14">
-  <w:tbl>
-    <w:tblPr>
-      <w:tblOverlap w:val="never"/>
-      <w:tblW w:w="9978" w:type="dxa"/>
-      <w:tblBorders>
-        <w:top w:val="single" w:sz="3" w:space="0" w:color="000000"/>
-        <w:left w:val="single" w:sz="3" w:space="0" w:color="000000"/>
-        <w:bottom w:val="single" w:sz="3" w:space="0" w:color="000000"/>
-        <w:right w:val="single" w:sz="3" w:space="0" w:color="000000"/>
-      </w:tblBorders>
-      <w:tblLayout w:type="fixed"/>
-      <w:tblCellMar>
-        <w:top w:w="113" w:type="dxa"/>
-        <w:left w:w="0" w:type="dxa"/>
-        <w:right w:w="0" w:type="dxa"/>
-      </w:tblCellMar>
-      <w:tblLook w:val="04A0" w:firstRow="1" w:lastRow="0" w:firstColumn="1" w:lastColumn="0" w:noHBand="0" w:noVBand="1"/>
-    </w:tblPr>
-    <w:tblGrid>
-      <w:gridCol w:w="9978"/>
-    </w:tblGrid>
-    <w:tr>
-      <w:trPr>
-        <w:trHeight w:val="56"/>
-      </w:trPr>
-      <w:tc>
-        <w:tcPr>
-          <w:tcW w:w="9978" w:type="dxa"/>
-          <w:tcBorders>
-            <w:top w:val="single" w:sz="3" w:space="0" w:color="595959"/>
-            <w:left w:val="none" w:sz="3" w:space="0" w:color="000000"/>
-            <w:bottom w:val="none" w:sz="3" w:space="0" w:color="000000"/>
-            <w:right w:val="none" w:sz="3" w:space="0" w:color="000000"/>
-          </w:tcBorders>
-          <w:vAlign w:val="center"/>
-        </w:tcPr>
-        <w:p>
-          <w:pPr>
-            <w:pStyle w:val="a9"/>
-            <w:pBdr>
-              <w:top w:val="none" w:sz="2" w:space="3" w:color="000000"/>
-              <w:left w:val="none" w:sz="2" w:space="3" w:color="000000"/>
-              <w:bottom w:val="none" w:sz="2" w:space="3" w:color="000000"/>
-              <w:right w:val="none" w:sz="2" w:space="3" w:color="000000"/>
-            </w:pBdr>
-            <w:wordWrap/>
-            <w:ind w:left="200" w:right="200"/>
-            <w:jc w:val="left"/>
-            <w:textAlignment w:val="center"/>
-          </w:pPr>
-          <w:r>
-            <w:tab/>
-          </w:r>
-          <w:r>
-            <w:rPr>
-              <w:rFonts w:ascii="Pretendard Medium"/>
-              <w:sz w:val="22"/>
-            </w:rPr>
-            <w:t xml:space="preserve"> </w:t>
-          </w:r>
-        </w:p>
-      </w:tc>
-    </w:tr>
-  </w:tbl>
-  <w:p>
-    <w:pPr>
-      <w:pStyle w:val="a9"/>
-    </w:pPr>
-  </w:p>
-  <w:p/>
-  <w:tbl>
-    <w:tblPr>
-      <w:tblOverlap w:val="never"/>
-      <w:tblW w:w="9978" w:type="dxa"/>
-      <w:tblBorders>
-        <w:top w:val="single" w:sz="3" w:space="0" w:color="000000"/>
-        <w:left w:val="single" w:sz="3" w:space="0" w:color="000000"/>
-        <w:bottom w:val="single" w:sz="3" w:space="0" w:color="000000"/>
-        <w:right w:val="single" w:sz="3" w:space="0" w:color="000000"/>
-      </w:tblBorders>
-      <w:tblLayout w:type="fixed"/>
-      <w:tblCellMar>
-        <w:top w:w="113" w:type="dxa"/>
-        <w:left w:w="0" w:type="dxa"/>
-        <w:right w:w="0" w:type="dxa"/>
-      </w:tblCellMar>
-      <w:tblLook w:val="04A0" w:firstRow="1" w:lastRow="0" w:firstColumn="1" w:lastColumn="0" w:noHBand="0" w:noVBand="1"/>
-    </w:tblPr>
-    <w:tblGrid>
-      <w:gridCol w:w="9978"/>
-    </w:tblGrid>
-    <w:tr>
-      <w:trPr>
-        <w:trHeight w:val="56"/>
-      </w:trPr>
-      <w:tc>
-        <w:tcPr>
-          <w:tcW w:w="9978" w:type="dxa"/>
-          <w:tcBorders>
-            <w:top w:val="single" w:sz="3" w:space="0" w:color="595959"/>
-            <w:left w:val="none" w:sz="3" w:space="0" w:color="000000"/>
-            <w:bottom w:val="none" w:sz="3" w:space="0" w:color="000000"/>
-            <w:right w:val="none" w:sz="3" w:space="0" w:color="000000"/>
-          </w:tcBorders>
-          <w:vAlign w:val="center"/>
-        </w:tcPr>
-        <w:p>
-          <w:pPr>
-            <w:pStyle w:val="a9"/>
-            <w:pBdr>
-              <w:top w:val="none" w:sz="2" w:space="3" w:color="000000"/>
-              <w:left w:val="none" w:sz="2" w:space="3" w:color="000000"/>
-              <w:bottom w:val="none" w:sz="2" w:space="3" w:color="000000"/>
-              <w:right w:val="none" w:sz="2" w:space="3" w:color="000000"/>
-            </w:pBdr>
-            <w:wordWrap/>
-            <w:ind w:left="200" w:right="200"/>
-            <w:jc w:val="left"/>
-            <w:textAlignment w:val="center"/>
-          </w:pPr>
-          <w:r>
-            <w:tab/>
-          </w:r>
-          <w:r>
-            <w:fldChar w:fldCharType="begin"/>
-          </w:r>
-          <w:r>
-            <w:instrText>PAGE  \* ARABIC</w:instrText>
-          </w:r>
-          <w:r>
-            <w:fldChar w:fldCharType="separate"/>
-          </w:r>
-          <w:r>
-            <w:rPr>
-              <w:sz w:val="22"/>
-            </w:rPr>
-            <w:t>1</w:t>
-          </w:r>
-          <w:r>
-            <w:rPr>
-              <w:sz w:val="22"/>
-            </w:rPr>
-            <w:fldChar w:fldCharType="end"/>
-          </w:r>
-          <w:r>
-            <w:rPr>
-              <w:rFonts w:ascii="KoPubWorld돋움체_Pro Medium"/>
-              <w:sz w:val="22"/>
-            </w:rPr>
-            <w:t xml:space="preserve"> </w:t>
-          </w:r>
-        </w:p>
-      </w:tc>
-    </w:tr>
-  </w:tbl>
   <w:p>
     <w:pPr>
       <w:pStyle w:val="a9"/>
@@ -6782,164 +6303,12 @@
 
 <file path=word/footer6.xml><?xml version="1.0" encoding="utf-8"?>
 <w:ftr xmlns:wpc="http://schemas.microsoft.com/office/word/2010/wordprocessingCanvas" xmlns:cx="http://schemas.microsoft.com/office/drawing/2014/chartex" xmlns:cx1="http://schemas.microsoft.com/office/drawing/2015/9/8/chartex" xmlns:cx2="http://schemas.microsoft.com/office/drawing/2015/10/21/chartex" xmlns:cx3="http://schemas.microsoft.com/office/drawing/2016/5/9/chartex" xmlns:cx4="http://schemas.microsoft.com/office/drawing/2016/5/10/chartex" xmlns:cx5="http://schemas.microsoft.com/office/drawing/2016/5/11/chartex" xmlns:cx6="http://schemas.microsoft.com/office/drawing/2016/5/12/chartex" xmlns:cx7="http://schemas.microsoft.com/office/drawing/2016/5/13/chartex" xmlns:cx8="http://schemas.microsoft.com/office/drawing/2016/5/14/chartex" xmlns:mc="http://schemas.openxmlformats.org/markup-compatibility/2006" xmlns:aink="http://schemas.microsoft.com/office/drawing/2016/ink" xmlns:am3d="http://schemas.microsoft.com/office/drawing/2017/model3d" xmlns:o="urn:schemas-microsoft-com:office:office" xmlns:r="http://schemas.openxmlformats.org/officeDocument/2006/relationships" xmlns:m="http://schemas.openxmlformats.org/officeDocument/2006/math" xmlns:v="urn:schemas-microsoft-com:vml" xmlns:wp14="http://schemas.microsoft.com/office/word/2010/wordprocessingDrawing" xmlns:wp="http://schemas.openxmlformats.org/drawingml/2006/wordprocessingDrawing" xmlns:w10="urn:schemas-microsoft-com:office:word" xmlns:w="http://schemas.openxmlformats.org/wordprocessingml/2006/main" xmlns:w14="http://schemas.microsoft.com/office/word/2010/wordml" xmlns:w15="http://schemas.microsoft.com/office/word/2012/wordml" xmlns:w16cex="http://schemas.microsoft.com/office/word/2018/wordml/cex" xmlns:w16cid="http://schemas.microsoft.com/office/word/2016/wordml/cid" xmlns:w16="http://schemas.microsoft.com/office/word/2018/wordml" xmlns:w16sdtdh="http://schemas.microsoft.com/office/word/2020/wordml/sdtdatahash" xmlns:w16se="http://schemas.microsoft.com/office/word/2015/wordml/symex" xmlns:wpg="http://schemas.microsoft.com/office/word/2010/wordprocessingGroup" xmlns:wpi="http://schemas.microsoft.com/office/word/2010/wordprocessingInk" xmlns:wne="http://schemas.microsoft.com/office/word/2006/wordml" xmlns:wps="http://schemas.microsoft.com/office/word/2010/wordprocessingShape" mc:Ignorable="w14 w15 w16se w16cid w16 w16cex w16sdtdh wp14">
-  <w:tbl>
-    <w:tblPr>
-      <w:tblOverlap w:val="never"/>
-      <w:tblW w:w="9978" w:type="dxa"/>
-      <w:tblBorders>
-        <w:top w:val="single" w:sz="3" w:space="0" w:color="000000"/>
-        <w:left w:val="single" w:sz="3" w:space="0" w:color="000000"/>
-        <w:bottom w:val="single" w:sz="3" w:space="0" w:color="000000"/>
-        <w:right w:val="single" w:sz="3" w:space="0" w:color="000000"/>
-      </w:tblBorders>
-      <w:tblLayout w:type="fixed"/>
-      <w:tblCellMar>
-        <w:top w:w="113" w:type="dxa"/>
-        <w:left w:w="0" w:type="dxa"/>
-        <w:right w:w="0" w:type="dxa"/>
-      </w:tblCellMar>
-      <w:tblLook w:val="04A0" w:firstRow="1" w:lastRow="0" w:firstColumn="1" w:lastColumn="0" w:noHBand="0" w:noVBand="1"/>
-    </w:tblPr>
-    <w:tblGrid>
-      <w:gridCol w:w="9978"/>
-    </w:tblGrid>
-    <w:tr>
-      <w:trPr>
-        <w:trHeight w:val="56"/>
-      </w:trPr>
-      <w:tc>
-        <w:tcPr>
-          <w:tcW w:w="9978" w:type="dxa"/>
-          <w:tcBorders>
-            <w:top w:val="single" w:sz="3" w:space="0" w:color="595959"/>
-            <w:left w:val="none" w:sz="3" w:space="0" w:color="000000"/>
-            <w:bottom w:val="none" w:sz="3" w:space="0" w:color="000000"/>
-            <w:right w:val="none" w:sz="3" w:space="0" w:color="000000"/>
-          </w:tcBorders>
-          <w:vAlign w:val="center"/>
-        </w:tcPr>
-        <w:p>
-          <w:pPr>
-            <w:pStyle w:val="a9"/>
-            <w:pBdr>
-              <w:top w:val="none" w:sz="2" w:space="3" w:color="000000"/>
-              <w:left w:val="none" w:sz="2" w:space="3" w:color="000000"/>
-              <w:bottom w:val="none" w:sz="2" w:space="3" w:color="000000"/>
-              <w:right w:val="none" w:sz="2" w:space="3" w:color="000000"/>
-            </w:pBdr>
-            <w:wordWrap/>
-            <w:ind w:left="200" w:right="200"/>
-            <w:jc w:val="left"/>
-            <w:textAlignment w:val="center"/>
-          </w:pPr>
-          <w:r>
-            <w:tab/>
-          </w:r>
-          <w:r>
-            <w:rPr>
-              <w:rFonts w:ascii="Pretendard Medium"/>
-              <w:sz w:val="22"/>
-            </w:rPr>
-            <w:t xml:space="preserve"> </w:t>
-          </w:r>
-        </w:p>
-      </w:tc>
-    </w:tr>
-  </w:tbl>
   <w:p>
     <w:pPr>
       <w:pStyle w:val="a9"/>
-    </w:pPr>
-  </w:p>
-  <w:p/>
-  <w:tbl>
-    <w:tblPr>
-      <w:tblOverlap w:val="never"/>
-      <w:tblW w:w="9978" w:type="dxa"/>
-      <w:tblBorders>
-        <w:top w:val="single" w:sz="3" w:space="0" w:color="000000"/>
-        <w:left w:val="single" w:sz="3" w:space="0" w:color="000000"/>
-        <w:bottom w:val="single" w:sz="3" w:space="0" w:color="000000"/>
-        <w:right w:val="single" w:sz="3" w:space="0" w:color="000000"/>
-      </w:tblBorders>
-      <w:tblLayout w:type="fixed"/>
-      <w:tblCellMar>
-        <w:top w:w="113" w:type="dxa"/>
-        <w:left w:w="0" w:type="dxa"/>
-        <w:right w:w="0" w:type="dxa"/>
-      </w:tblCellMar>
-      <w:tblLook w:val="04A0" w:firstRow="1" w:lastRow="0" w:firstColumn="1" w:lastColumn="0" w:noHBand="0" w:noVBand="1"/>
-    </w:tblPr>
-    <w:tblGrid>
-      <w:gridCol w:w="9978"/>
-    </w:tblGrid>
-    <w:tr>
-      <w:trPr>
-        <w:trHeight w:val="56"/>
-      </w:trPr>
-      <w:tc>
-        <w:tcPr>
-          <w:tcW w:w="9978" w:type="dxa"/>
-          <w:tcBorders>
-            <w:top w:val="single" w:sz="3" w:space="0" w:color="595959"/>
-            <w:left w:val="none" w:sz="3" w:space="0" w:color="000000"/>
-            <w:bottom w:val="none" w:sz="3" w:space="0" w:color="000000"/>
-            <w:right w:val="none" w:sz="3" w:space="0" w:color="000000"/>
-          </w:tcBorders>
-          <w:vAlign w:val="center"/>
-        </w:tcPr>
-        <w:p>
-          <w:pPr>
-            <w:pStyle w:val="a9"/>
-            <w:pBdr>
-              <w:top w:val="none" w:sz="2" w:space="3" w:color="000000"/>
-              <w:left w:val="none" w:sz="2" w:space="3" w:color="000000"/>
-              <w:bottom w:val="none" w:sz="2" w:space="3" w:color="000000"/>
-              <w:right w:val="none" w:sz="2" w:space="3" w:color="000000"/>
-            </w:pBdr>
-            <w:wordWrap/>
-            <w:ind w:left="200" w:right="200"/>
-            <w:jc w:val="left"/>
-            <w:textAlignment w:val="center"/>
-          </w:pPr>
-          <w:r>
-            <w:tab/>
-          </w:r>
-          <w:r>
-            <w:fldChar w:fldCharType="begin"/>
-          </w:r>
-          <w:r>
-            <w:instrText>PAGE  \* ARABIC</w:instrText>
-          </w:r>
-          <w:r>
-            <w:fldChar w:fldCharType="separate"/>
-          </w:r>
-          <w:r>
-            <w:rPr>
-              <w:sz w:val="22"/>
-            </w:rPr>
-            <w:t>1</w:t>
-          </w:r>
-          <w:r>
-            <w:rPr>
-              <w:sz w:val="22"/>
-            </w:rPr>
-            <w:fldChar w:fldCharType="end"/>
-          </w:r>
-          <w:r>
-            <w:rPr>
-              <w:rFonts w:ascii="KoPubWorld돋움체_Pro Medium"/>
-              <w:sz w:val="22"/>
-            </w:rPr>
-            <w:t xml:space="preserve"> </w:t>
-          </w:r>
-        </w:p>
-      </w:tc>
-    </w:tr>
-  </w:tbl>
-  <w:p>
-    <w:pPr>
-      <w:pStyle w:val="a9"/>
+      <w:pBdr>
+        <w:top w:val="none" w:sz="2" w:space="31" w:color="000000"/>
+      </w:pBdr>
     </w:pPr>
   </w:p>
 </w:ftr>
@@ -7096,161 +6465,6 @@
 
 <file path=word/footer8.xml><?xml version="1.0" encoding="utf-8"?>
 <w:ftr xmlns:wpc="http://schemas.microsoft.com/office/word/2010/wordprocessingCanvas" xmlns:cx="http://schemas.microsoft.com/office/drawing/2014/chartex" xmlns:cx1="http://schemas.microsoft.com/office/drawing/2015/9/8/chartex" xmlns:cx2="http://schemas.microsoft.com/office/drawing/2015/10/21/chartex" xmlns:cx3="http://schemas.microsoft.com/office/drawing/2016/5/9/chartex" xmlns:cx4="http://schemas.microsoft.com/office/drawing/2016/5/10/chartex" xmlns:cx5="http://schemas.microsoft.com/office/drawing/2016/5/11/chartex" xmlns:cx6="http://schemas.microsoft.com/office/drawing/2016/5/12/chartex" xmlns:cx7="http://schemas.microsoft.com/office/drawing/2016/5/13/chartex" xmlns:cx8="http://schemas.microsoft.com/office/drawing/2016/5/14/chartex" xmlns:mc="http://schemas.openxmlformats.org/markup-compatibility/2006" xmlns:aink="http://schemas.microsoft.com/office/drawing/2016/ink" xmlns:am3d="http://schemas.microsoft.com/office/drawing/2017/model3d" xmlns:o="urn:schemas-microsoft-com:office:office" xmlns:r="http://schemas.openxmlformats.org/officeDocument/2006/relationships" xmlns:m="http://schemas.openxmlformats.org/officeDocument/2006/math" xmlns:v="urn:schemas-microsoft-com:vml" xmlns:wp14="http://schemas.microsoft.com/office/word/2010/wordprocessingDrawing" xmlns:wp="http://schemas.openxmlformats.org/drawingml/2006/wordprocessingDrawing" xmlns:w10="urn:schemas-microsoft-com:office:word" xmlns:w="http://schemas.openxmlformats.org/wordprocessingml/2006/main" xmlns:w14="http://schemas.microsoft.com/office/word/2010/wordml" xmlns:w15="http://schemas.microsoft.com/office/word/2012/wordml" xmlns:w16cex="http://schemas.microsoft.com/office/word/2018/wordml/cex" xmlns:w16cid="http://schemas.microsoft.com/office/word/2016/wordml/cid" xmlns:w16="http://schemas.microsoft.com/office/word/2018/wordml" xmlns:w16sdtdh="http://schemas.microsoft.com/office/word/2020/wordml/sdtdatahash" xmlns:w16se="http://schemas.microsoft.com/office/word/2015/wordml/symex" xmlns:wpg="http://schemas.microsoft.com/office/word/2010/wordprocessingGroup" xmlns:wpi="http://schemas.microsoft.com/office/word/2010/wordprocessingInk" xmlns:wne="http://schemas.microsoft.com/office/word/2006/wordml" xmlns:wps="http://schemas.microsoft.com/office/word/2010/wordprocessingShape" mc:Ignorable="w14 w15 w16se w16cid w16 w16cex w16sdtdh wp14">
-  <w:tbl>
-    <w:tblPr>
-      <w:tblOverlap w:val="never"/>
-      <w:tblW w:w="9978" w:type="dxa"/>
-      <w:tblBorders>
-        <w:top w:val="single" w:sz="3" w:space="0" w:color="000000"/>
-        <w:left w:val="single" w:sz="3" w:space="0" w:color="000000"/>
-        <w:bottom w:val="single" w:sz="3" w:space="0" w:color="000000"/>
-        <w:right w:val="single" w:sz="3" w:space="0" w:color="000000"/>
-      </w:tblBorders>
-      <w:tblLayout w:type="fixed"/>
-      <w:tblCellMar>
-        <w:top w:w="113" w:type="dxa"/>
-        <w:left w:w="0" w:type="dxa"/>
-        <w:right w:w="0" w:type="dxa"/>
-      </w:tblCellMar>
-      <w:tblLook w:val="04A0" w:firstRow="1" w:lastRow="0" w:firstColumn="1" w:lastColumn="0" w:noHBand="0" w:noVBand="1"/>
-    </w:tblPr>
-    <w:tblGrid>
-      <w:gridCol w:w="9978"/>
-    </w:tblGrid>
-    <w:tr>
-      <w:trPr>
-        <w:trHeight w:val="56"/>
-      </w:trPr>
-      <w:tc>
-        <w:tcPr>
-          <w:tcW w:w="9978" w:type="dxa"/>
-          <w:tcBorders>
-            <w:top w:val="single" w:sz="3" w:space="0" w:color="595959"/>
-            <w:left w:val="none" w:sz="3" w:space="0" w:color="000000"/>
-            <w:bottom w:val="none" w:sz="3" w:space="0" w:color="000000"/>
-            <w:right w:val="none" w:sz="3" w:space="0" w:color="000000"/>
-          </w:tcBorders>
-          <w:vAlign w:val="center"/>
-        </w:tcPr>
-        <w:p>
-          <w:pPr>
-            <w:pStyle w:val="a9"/>
-            <w:pBdr>
-              <w:top w:val="none" w:sz="2" w:space="3" w:color="000000"/>
-              <w:left w:val="none" w:sz="2" w:space="3" w:color="000000"/>
-              <w:bottom w:val="none" w:sz="2" w:space="3" w:color="000000"/>
-              <w:right w:val="none" w:sz="2" w:space="3" w:color="000000"/>
-            </w:pBdr>
-            <w:wordWrap/>
-            <w:ind w:left="200" w:right="200"/>
-            <w:jc w:val="left"/>
-            <w:textAlignment w:val="center"/>
-          </w:pPr>
-          <w:r>
-            <w:tab/>
-          </w:r>
-          <w:r>
-            <w:rPr>
-              <w:rFonts w:ascii="Pretendard Medium"/>
-              <w:sz w:val="22"/>
-            </w:rPr>
-            <w:t xml:space="preserve"> </w:t>
-          </w:r>
-        </w:p>
-      </w:tc>
-    </w:tr>
-  </w:tbl>
-  <w:p>
-    <w:pPr>
-      <w:pStyle w:val="a9"/>
-    </w:pPr>
-  </w:p>
-  <w:p/>
-  <w:tbl>
-    <w:tblPr>
-      <w:tblOverlap w:val="never"/>
-      <w:tblW w:w="9978" w:type="dxa"/>
-      <w:tblBorders>
-        <w:top w:val="single" w:sz="3" w:space="0" w:color="000000"/>
-        <w:left w:val="single" w:sz="3" w:space="0" w:color="000000"/>
-        <w:bottom w:val="single" w:sz="3" w:space="0" w:color="000000"/>
-        <w:right w:val="single" w:sz="3" w:space="0" w:color="000000"/>
-      </w:tblBorders>
-      <w:tblLayout w:type="fixed"/>
-      <w:tblCellMar>
-        <w:top w:w="113" w:type="dxa"/>
-        <w:left w:w="0" w:type="dxa"/>
-        <w:right w:w="0" w:type="dxa"/>
-      </w:tblCellMar>
-      <w:tblLook w:val="04A0" w:firstRow="1" w:lastRow="0" w:firstColumn="1" w:lastColumn="0" w:noHBand="0" w:noVBand="1"/>
-    </w:tblPr>
-    <w:tblGrid>
-      <w:gridCol w:w="9978"/>
-    </w:tblGrid>
-    <w:tr>
-      <w:trPr>
-        <w:trHeight w:val="56"/>
-      </w:trPr>
-      <w:tc>
-        <w:tcPr>
-          <w:tcW w:w="9978" w:type="dxa"/>
-          <w:tcBorders>
-            <w:top w:val="single" w:sz="3" w:space="0" w:color="595959"/>
-            <w:left w:val="none" w:sz="3" w:space="0" w:color="000000"/>
-            <w:bottom w:val="none" w:sz="3" w:space="0" w:color="000000"/>
-            <w:right w:val="none" w:sz="3" w:space="0" w:color="000000"/>
-          </w:tcBorders>
-          <w:vAlign w:val="center"/>
-        </w:tcPr>
-        <w:p>
-          <w:pPr>
-            <w:pStyle w:val="a9"/>
-            <w:pBdr>
-              <w:top w:val="none" w:sz="2" w:space="3" w:color="000000"/>
-              <w:left w:val="none" w:sz="2" w:space="3" w:color="000000"/>
-              <w:bottom w:val="none" w:sz="2" w:space="3" w:color="000000"/>
-              <w:right w:val="none" w:sz="2" w:space="3" w:color="000000"/>
-            </w:pBdr>
-            <w:wordWrap/>
-            <w:ind w:left="200" w:right="200"/>
-            <w:jc w:val="left"/>
-            <w:textAlignment w:val="center"/>
-          </w:pPr>
-          <w:r>
-            <w:tab/>
-          </w:r>
-          <w:r>
-            <w:fldChar w:fldCharType="begin"/>
-          </w:r>
-          <w:r>
-            <w:instrText>PAGE  \* ARABIC</w:instrText>
-          </w:r>
-          <w:r>
-            <w:fldChar w:fldCharType="separate"/>
-          </w:r>
-          <w:r>
-            <w:rPr>
-              <w:sz w:val="22"/>
-            </w:rPr>
-            <w:t>1</w:t>
-          </w:r>
-          <w:r>
-            <w:rPr>
-              <w:sz w:val="22"/>
-            </w:rPr>
-            <w:fldChar w:fldCharType="end"/>
-          </w:r>
-          <w:r>
-            <w:rPr>
-              <w:rFonts w:ascii="KoPubWorld돋움체_Pro Medium"/>
-              <w:sz w:val="22"/>
-            </w:rPr>
-            <w:t xml:space="preserve"> </w:t>
-          </w:r>
-        </w:p>
-      </w:tc>
-    </w:tr>
-  </w:tbl>
   <w:p>
     <w:pPr>
       <w:pStyle w:val="a9"/>
@@ -7953,87 +7167,6 @@
 
 <file path=word/header8.xml><?xml version="1.0" encoding="utf-8"?>
 <w:hdr xmlns:wpc="http://schemas.microsoft.com/office/word/2010/wordprocessingCanvas" xmlns:cx="http://schemas.microsoft.com/office/drawing/2014/chartex" xmlns:cx1="http://schemas.microsoft.com/office/drawing/2015/9/8/chartex" xmlns:cx2="http://schemas.microsoft.com/office/drawing/2015/10/21/chartex" xmlns:cx3="http://schemas.microsoft.com/office/drawing/2016/5/9/chartex" xmlns:cx4="http://schemas.microsoft.com/office/drawing/2016/5/10/chartex" xmlns:cx5="http://schemas.microsoft.com/office/drawing/2016/5/11/chartex" xmlns:cx6="http://schemas.microsoft.com/office/drawing/2016/5/12/chartex" xmlns:cx7="http://schemas.microsoft.com/office/drawing/2016/5/13/chartex" xmlns:cx8="http://schemas.microsoft.com/office/drawing/2016/5/14/chartex" xmlns:mc="http://schemas.openxmlformats.org/markup-compatibility/2006" xmlns:aink="http://schemas.microsoft.com/office/drawing/2016/ink" xmlns:am3d="http://schemas.microsoft.com/office/drawing/2017/model3d" xmlns:o="urn:schemas-microsoft-com:office:office" xmlns:r="http://schemas.openxmlformats.org/officeDocument/2006/relationships" xmlns:m="http://schemas.openxmlformats.org/officeDocument/2006/math" xmlns:v="urn:schemas-microsoft-com:vml" xmlns:wp14="http://schemas.microsoft.com/office/word/2010/wordprocessingDrawing" xmlns:wp="http://schemas.openxmlformats.org/drawingml/2006/wordprocessingDrawing" xmlns:w10="urn:schemas-microsoft-com:office:word" xmlns:w="http://schemas.openxmlformats.org/wordprocessingml/2006/main" xmlns:w14="http://schemas.microsoft.com/office/word/2010/wordml" xmlns:w15="http://schemas.microsoft.com/office/word/2012/wordml" xmlns:w16cex="http://schemas.microsoft.com/office/word/2018/wordml/cex" xmlns:w16cid="http://schemas.microsoft.com/office/word/2016/wordml/cid" xmlns:w16="http://schemas.microsoft.com/office/word/2018/wordml" xmlns:w16sdtdh="http://schemas.microsoft.com/office/word/2020/wordml/sdtdatahash" xmlns:w16se="http://schemas.microsoft.com/office/word/2015/wordml/symex" xmlns:wpg="http://schemas.microsoft.com/office/word/2010/wordprocessingGroup" xmlns:wpi="http://schemas.microsoft.com/office/word/2010/wordprocessingInk" xmlns:wne="http://schemas.microsoft.com/office/word/2006/wordml" xmlns:wps="http://schemas.microsoft.com/office/word/2010/wordprocessingShape" mc:Ignorable="w14 w15 w16se w16cid w16 w16cex w16sdtdh wp14">
-  <w:tbl>
-    <w:tblPr>
-      <w:tblOverlap w:val="never"/>
-      <w:tblW w:w="9978" w:type="dxa"/>
-      <w:tblBorders>
-        <w:top w:val="single" w:sz="3" w:space="0" w:color="000000"/>
-        <w:left w:val="single" w:sz="3" w:space="0" w:color="000000"/>
-        <w:bottom w:val="single" w:sz="3" w:space="0" w:color="000000"/>
-        <w:right w:val="single" w:sz="3" w:space="0" w:color="000000"/>
-      </w:tblBorders>
-      <w:tblLayout w:type="fixed"/>
-      <w:tblCellMar>
-        <w:left w:w="0" w:type="dxa"/>
-        <w:right w:w="0" w:type="dxa"/>
-      </w:tblCellMar>
-      <w:tblLook w:val="04A0" w:firstRow="1" w:lastRow="0" w:firstColumn="1" w:lastColumn="0" w:noHBand="0" w:noVBand="1"/>
-    </w:tblPr>
-    <w:tblGrid>
-      <w:gridCol w:w="9978"/>
-    </w:tblGrid>
-    <w:tr>
-      <w:trPr>
-        <w:trHeight w:val="56"/>
-      </w:trPr>
-      <w:tc>
-        <w:tcPr>
-          <w:tcW w:w="9978" w:type="dxa"/>
-          <w:tcBorders>
-            <w:top w:val="none" w:sz="3" w:space="0" w:color="000000"/>
-            <w:left w:val="none" w:sz="3" w:space="0" w:color="000000"/>
-            <w:bottom w:val="single" w:sz="3" w:space="0" w:color="595959"/>
-            <w:right w:val="none" w:sz="3" w:space="0" w:color="000000"/>
-          </w:tcBorders>
-          <w:vAlign w:val="center"/>
-        </w:tcPr>
-        <w:p>
-          <w:pPr>
-            <w:pStyle w:val="a9"/>
-            <w:pBdr>
-              <w:top w:val="none" w:sz="2" w:space="3" w:color="000000"/>
-              <w:left w:val="none" w:sz="2" w:space="3" w:color="000000"/>
-              <w:bottom w:val="none" w:sz="2" w:space="3" w:color="000000"/>
-              <w:right w:val="none" w:sz="2" w:space="3" w:color="000000"/>
-            </w:pBdr>
-            <w:wordWrap/>
-            <w:jc w:val="right"/>
-            <w:textAlignment w:val="center"/>
-          </w:pPr>
-          <w:r>
-            <w:tab/>
-          </w:r>
-          <w:r>
-            <w:pict w14:anchorId="71A12D3A">
-              <v:shapetype id="_x0000_t75" coordsize="21600,21600" o:spt="75" o:preferrelative="t" path="m@4@5l@4@11@9@11@9@5xe" filled="f" stroked="f">
-                <v:stroke joinstyle="miter"/>
-                <v:formulas>
-                  <v:f eqn="if lineDrawn pixelLineWidth 0"/>
-                  <v:f eqn="sum @0 1 0"/>
-                  <v:f eqn="sum 0 0 @1"/>
-                  <v:f eqn="prod @2 1 2"/>
-                  <v:f eqn="prod @3 21600 pixelWidth"/>
-                  <v:f eqn="prod @3 21600 pixelHeight"/>
-                  <v:f eqn="sum @0 0 1"/>
-                  <v:f eqn="prod @6 1 2"/>
-                  <v:f eqn="prod @7 21600 pixelWidth"/>
-                  <v:f eqn="sum @8 21600 0"/>
-                  <v:f eqn="prod @7 21600 pixelHeight"/>
-                  <v:f eqn="sum @10 21600 0"/>
-                </v:formulas>
-                <v:path o:extrusionok="f" gradientshapeok="t" o:connecttype="rect"/>
-                <o:lock v:ext="edit" aspectratio="t"/>
-              </v:shapetype>
-              <v:shape id="_x1705287376" o:spid="_x0000_i1040" type="#_x0000_t75" style="width:171.75pt;height:17.25pt;mso-wrap-style:square;v-text-anchor:top" o:connectortype="straight">
-                <v:imagedata r:id="rId1" o:title="DRW00004eac3403"/>
-              </v:shape>
-            </w:pict>
-          </w:r>
-        </w:p>
-      </w:tc>
-    </w:tr>
-  </w:tbl>
   <w:p>
     <w:pPr>
       <w:pStyle w:val="a9"/>
